--- a/Bao-cao-tom-tat-kiem-thu.docx
+++ b/Bao-cao-tom-tat-kiem-thu.docx
@@ -66,15 +66,15 @@
       </w:r>
     </w:p>
     <w:p>
+      <w:pPr>
+        <w:jc w:val="center"/>
+      </w:pPr>
       <w:r>
         <w:rPr>
           <w:b/>
           <w:bCs/>
         </w:rPr>
-        <w:t>Giới thiệu:</w:t>
-      </w:r>
-      <w:r>
-        <w:t xml:space="preserve"> Báo cáo tổng kết này bao gồm việc xác minh các tính năng cốt lõi của sản phẩm Microsoft Excel (phiên bản 2021/365) nhằm đảm bảo hệ thống chấp nhận dữ liệu, tính toán chính xác và quản lý trang tính ổn định theo yêu cầu.</w:t>
+        <w:t>BÀI 1</w:t>
       </w:r>
     </w:p>
     <w:p>
@@ -83,10 +83,10 @@
           <w:b/>
           <w:bCs/>
         </w:rPr>
-        <w:t>Mục kiểm thử:</w:t>
-      </w:r>
-      <w:r>
-        <w:t xml:space="preserve"> Sản phẩm phần mềm Microsoft Excel.</w:t>
+        <w:t>Giới thiệu:</w:t>
+      </w:r>
+      <w:r>
+        <w:t xml:space="preserve"> Báo cáo tổng kết này bao gồm việc xác minh các tính năng tính toán toán học của lớp MathFunc. Mục tiêu nhằm đảm bảo hệ thống xử lý chính xác hàm tính giai thừa (bao gồm số dương, số 0 và bắt lỗi số âm) và hàm tính tổng hai số nguyên, đồng thời kiểm tra biến đếm số lần gọi hàm hoạt động đúng.</w:t>
       </w:r>
     </w:p>
     <w:p>
@@ -95,52 +95,25 @@
           <w:b/>
           <w:bCs/>
         </w:rPr>
-        <w:t>Tài liệu tham khảo:</w:t>
-      </w:r>
-      <w:r>
-        <w:rPr>
-          <w:lang w:val="vi-VN"/>
-        </w:rPr>
-        <w:t xml:space="preserve"> </w:t>
-      </w:r>
-      <w:r>
-        <w:t>Kế hoạch kiểm thử Microsoft Excel</w:t>
-      </w:r>
-      <w:r>
-        <w:rPr>
-          <w:lang w:val="vi-VN"/>
-        </w:rPr>
-        <w:t>, d</w:t>
-      </w:r>
-      <w:r>
-        <w:t xml:space="preserve">anh sách </w:t>
-      </w:r>
-      <w:r>
-        <w:t>14</w:t>
-      </w:r>
-      <w:r>
-        <w:t xml:space="preserve"> kịch bản kiểm thử chi </w:t>
-      </w:r>
-      <w:r>
-        <w:t>tiết</w:t>
-      </w:r>
-      <w:r>
-        <w:rPr>
-          <w:lang w:val="vi-VN"/>
-        </w:rPr>
-        <w:t>, kết quả d</w:t>
-      </w:r>
-      <w:r>
-        <w:t>anh sách báo cáo lỗi.</w:t>
-      </w:r>
-    </w:p>
-    <w:p>
-      <w:pPr>
+        <w:t>Mục kiểm thử:</w:t>
+      </w:r>
+      <w:r>
+        <w:t xml:space="preserve"> Hàm chức năng factorial và plus trong lớp MathFunc.</w:t>
+      </w:r>
+    </w:p>
+    <w:p>
+      <w:r>
         <w:rPr>
           <w:b/>
           <w:bCs/>
         </w:rPr>
-      </w:pPr>
+        <w:t>Tài liệu tham khảo:</w:t>
+      </w:r>
+      <w:r>
+        <w:t xml:space="preserve"> Kế hoạch kiểm thử Bài 1, danh sách 5 trường hợp kiểm thử chi tiết.</w:t>
+      </w:r>
+    </w:p>
+    <w:p>
       <w:r>
         <w:rPr>
           <w:b/>
@@ -150,158 +123,1010 @@
       </w:r>
     </w:p>
     <w:p>
-      <w:pPr>
+      <w:r>
         <w:rPr>
           <w:b/>
           <w:bCs/>
         </w:rPr>
-      </w:pPr>
+        <w:t>a) Thông tin Trường hợp Kiểm Thử:</w:t>
+      </w:r>
+    </w:p>
+    <w:p>
+      <w:pPr>
+        <w:pStyle w:val="ListParagraph"/>
+        <w:numPr>
+          <w:ilvl w:val="0"/>
+          <w:numId w:val="16"/>
+        </w:numPr>
+      </w:pPr>
+      <w:r>
+        <w:t>Số trường hợp kiểm thử dự kiến: 5</w:t>
+      </w:r>
+    </w:p>
+    <w:p>
+      <w:pPr>
+        <w:pStyle w:val="ListParagraph"/>
+        <w:numPr>
+          <w:ilvl w:val="0"/>
+          <w:numId w:val="16"/>
+        </w:numPr>
+      </w:pPr>
+      <w:r>
+        <w:t>Số trường hợp kiểm thử đã triển khai: 5</w:t>
+      </w:r>
+    </w:p>
+    <w:p>
+      <w:pPr>
+        <w:pStyle w:val="ListParagraph"/>
+        <w:numPr>
+          <w:ilvl w:val="0"/>
+          <w:numId w:val="16"/>
+        </w:numPr>
+      </w:pPr>
+      <w:r>
+        <w:t>Số trường hợp kiểm thử đã thực hiện: 5</w:t>
+      </w:r>
+    </w:p>
+    <w:p>
+      <w:pPr>
+        <w:pStyle w:val="ListParagraph"/>
+        <w:numPr>
+          <w:ilvl w:val="0"/>
+          <w:numId w:val="16"/>
+        </w:numPr>
+      </w:pPr>
+      <w:r>
+        <w:t>Số trường hợp kiểm thử thành công: 5</w:t>
+      </w:r>
+    </w:p>
+    <w:p>
+      <w:pPr>
+        <w:pStyle w:val="ListParagraph"/>
+        <w:numPr>
+          <w:ilvl w:val="0"/>
+          <w:numId w:val="16"/>
+        </w:numPr>
+      </w:pPr>
+      <w:r>
+        <w:t>Số trường hợp kiểm thử thất bại: 0</w:t>
+      </w:r>
+    </w:p>
+    <w:p>
+      <w:pPr>
+        <w:pStyle w:val="ListParagraph"/>
+        <w:numPr>
+          <w:ilvl w:val="0"/>
+          <w:numId w:val="16"/>
+        </w:numPr>
+      </w:pPr>
+      <w:r>
+        <w:t>Số trường hợp kiểm thử đang chờ xử lý: 0</w:t>
+      </w:r>
+    </w:p>
+    <w:p>
       <w:r>
         <w:rPr>
           <w:b/>
           <w:bCs/>
         </w:rPr>
-        <w:t>a) Thông tin Trường hợp Kiểm Thử:</w:t>
-      </w:r>
-    </w:p>
-    <w:p>
-      <w:pPr>
+        <w:t>b) Thông tin Báo Cáo Lỗi:</w:t>
+      </w:r>
+    </w:p>
+    <w:p>
+      <w:pPr>
+        <w:pStyle w:val="ListParagraph"/>
         <w:numPr>
           <w:ilvl w:val="0"/>
-          <w:numId w:val="2"/>
+          <w:numId w:val="16"/>
         </w:numPr>
       </w:pPr>
       <w:r>
-        <w:t xml:space="preserve">Số trường hợp kiểm thử dự kiến: </w:t>
-      </w:r>
-      <w:r>
-        <w:t>14</w:t>
-      </w:r>
-    </w:p>
-    <w:p>
-      <w:pPr>
+        <w:t>Tổng số lỗi phát hiện: 0</w:t>
+      </w:r>
+    </w:p>
+    <w:p>
+      <w:pPr>
+        <w:pStyle w:val="ListParagraph"/>
         <w:numPr>
           <w:ilvl w:val="0"/>
-          <w:numId w:val="2"/>
+          <w:numId w:val="16"/>
         </w:numPr>
       </w:pPr>
       <w:r>
-        <w:t xml:space="preserve">Số trường hợp kiểm thử đã triển khai: </w:t>
-      </w:r>
-      <w:r>
-        <w:t>14</w:t>
-      </w:r>
-    </w:p>
-    <w:p>
-      <w:pPr>
+        <w:t>Số lỗi phát hiện trong kiểm thử chức năng: 0</w:t>
+      </w:r>
+    </w:p>
+    <w:p>
+      <w:pPr>
+        <w:pStyle w:val="ListParagraph"/>
         <w:numPr>
           <w:ilvl w:val="0"/>
-          <w:numId w:val="2"/>
+          <w:numId w:val="16"/>
         </w:numPr>
       </w:pPr>
       <w:r>
-        <w:t xml:space="preserve">Số trường hợp kiểm thử đã thực hiện: </w:t>
-      </w:r>
-      <w:r>
-        <w:t>14</w:t>
-      </w:r>
-    </w:p>
-    <w:p>
-      <w:pPr>
+        <w:t>Số lỗi phát hiện trong chu trình kiểm thử hồi quy: 0</w:t>
+      </w:r>
+    </w:p>
+    <w:p>
+      <w:pPr>
+        <w:pStyle w:val="ListParagraph"/>
         <w:numPr>
           <w:ilvl w:val="0"/>
-          <w:numId w:val="2"/>
+          <w:numId w:val="16"/>
         </w:numPr>
       </w:pPr>
       <w:r>
-        <w:t xml:space="preserve">Số trường hợp kiểm thử thành công: </w:t>
-      </w:r>
-      <w:r>
-        <w:t>10</w:t>
-      </w:r>
-    </w:p>
-    <w:p>
-      <w:pPr>
+        <w:t>Số lỗi phát hiện trong kiểm thử hiệu năng/hệ thống: 0</w:t>
+      </w:r>
+    </w:p>
+    <w:p>
+      <w:pPr>
+        <w:rPr>
+          <w:lang w:val="vi-VN"/>
+        </w:rPr>
+      </w:pPr>
+    </w:p>
+    <w:p>
+      <w:pPr>
+        <w:jc w:val="center"/>
+        <w:rPr>
+          <w:b/>
+          <w:bCs/>
+          <w:lang w:val="vi-VN"/>
+        </w:rPr>
+      </w:pPr>
+      <w:r>
+        <w:rPr>
+          <w:b/>
+          <w:bCs/>
+          <w:lang w:val="vi-VN"/>
+        </w:rPr>
+        <w:t>BÀI 2</w:t>
+      </w:r>
+    </w:p>
+    <w:p>
+      <w:r>
+        <w:rPr>
+          <w:b/>
+          <w:bCs/>
+        </w:rPr>
+        <w:t>Giới thiệu:</w:t>
+      </w:r>
+      <w:r>
+        <w:t xml:space="preserve"> Báo cáo tổng kết này xác minh tính năng chạy gộp (Test Suite) của khung làm việc JUnit. Kiểm thử tập trung vào khả năng gom nhóm hai lớp kiểm thử thành phần là SuiteTest1 và SuiteTest2 vào một bộ chạy duy nhất, đảm bảo tất cả các kịch bản con đều được thực thi tuần tự và chính xác.</w:t>
+      </w:r>
+    </w:p>
+    <w:p>
+      <w:r>
+        <w:rPr>
+          <w:b/>
+          <w:bCs/>
+        </w:rPr>
+        <w:t>Mục kiểm thử:</w:t>
+      </w:r>
+      <w:r>
+        <w:t xml:space="preserve"> Bộ chạy gộp JunitTest và các lớp thành phần.</w:t>
+      </w:r>
+    </w:p>
+    <w:p>
+      <w:r>
+        <w:rPr>
+          <w:b/>
+          <w:bCs/>
+        </w:rPr>
+        <w:lastRenderedPageBreak/>
+        <w:t>Tài liệu tham khảo:</w:t>
+      </w:r>
+      <w:r>
+        <w:t xml:space="preserve"> Kế hoạch kiểm thử Bài 2, danh sách 3 trường hợp kiểm thử chi tiết.</w:t>
+      </w:r>
+    </w:p>
+    <w:p>
+      <w:r>
+        <w:rPr>
+          <w:b/>
+          <w:bCs/>
+        </w:rPr>
+        <w:t>Tóm tắt Kiểm Thử</w:t>
+      </w:r>
+    </w:p>
+    <w:p>
+      <w:r>
+        <w:rPr>
+          <w:b/>
+          <w:bCs/>
+        </w:rPr>
+        <w:t>a) Thông tin Trường hợp Kiểm Thử:</w:t>
+      </w:r>
+    </w:p>
+    <w:p>
+      <w:pPr>
+        <w:pStyle w:val="ListParagraph"/>
         <w:numPr>
           <w:ilvl w:val="0"/>
-          <w:numId w:val="2"/>
+          <w:numId w:val="17"/>
         </w:numPr>
       </w:pPr>
       <w:r>
-        <w:t>Số trường hợp kiểm thử thất bại: 4 (Tương ứng với các báo cáo lỗi đã lập)</w:t>
-      </w:r>
-    </w:p>
-    <w:p>
-      <w:pPr>
+        <w:t>Số trường hợp kiểm thử dự kiến: 3</w:t>
+      </w:r>
+    </w:p>
+    <w:p>
+      <w:pPr>
+        <w:pStyle w:val="ListParagraph"/>
         <w:numPr>
           <w:ilvl w:val="0"/>
-          <w:numId w:val="2"/>
+          <w:numId w:val="17"/>
         </w:numPr>
       </w:pPr>
       <w:r>
+        <w:t>Số trường hợp kiểm thử đã triển khai: 3</w:t>
+      </w:r>
+    </w:p>
+    <w:p>
+      <w:pPr>
+        <w:pStyle w:val="ListParagraph"/>
+        <w:numPr>
+          <w:ilvl w:val="0"/>
+          <w:numId w:val="17"/>
+        </w:numPr>
+      </w:pPr>
+      <w:r>
+        <w:t>Số trường hợp kiểm thử đã thực hiện: 3</w:t>
+      </w:r>
+    </w:p>
+    <w:p>
+      <w:pPr>
+        <w:pStyle w:val="ListParagraph"/>
+        <w:numPr>
+          <w:ilvl w:val="0"/>
+          <w:numId w:val="17"/>
+        </w:numPr>
+      </w:pPr>
+      <w:r>
+        <w:t>Số trường hợp kiểm thử thành công: 3</w:t>
+      </w:r>
+    </w:p>
+    <w:p>
+      <w:pPr>
+        <w:pStyle w:val="ListParagraph"/>
+        <w:numPr>
+          <w:ilvl w:val="0"/>
+          <w:numId w:val="17"/>
+        </w:numPr>
+      </w:pPr>
+      <w:r>
+        <w:t>Số trường hợp kiểm thử thất bại: 0</w:t>
+      </w:r>
+    </w:p>
+    <w:p>
+      <w:pPr>
+        <w:pStyle w:val="ListParagraph"/>
+        <w:numPr>
+          <w:ilvl w:val="0"/>
+          <w:numId w:val="17"/>
+        </w:numPr>
+      </w:pPr>
+      <w:r>
         <w:t>Số trường hợp kiểm thử đang chờ xử lý: 0</w:t>
       </w:r>
     </w:p>
     <w:p>
-      <w:pPr>
+      <w:r>
         <w:rPr>
           <w:b/>
           <w:bCs/>
         </w:rPr>
-      </w:pPr>
-      <w:r>
+        <w:t>b) Thông tin Báo Cáo Lỗi:</w:t>
+      </w:r>
+    </w:p>
+    <w:p>
+      <w:pPr>
+        <w:pStyle w:val="ListParagraph"/>
+        <w:numPr>
+          <w:ilvl w:val="0"/>
+          <w:numId w:val="17"/>
+        </w:numPr>
+      </w:pPr>
+      <w:r>
+        <w:t>Tổng số lỗi phát hiện: 0</w:t>
+      </w:r>
+    </w:p>
+    <w:p>
+      <w:pPr>
+        <w:pStyle w:val="ListParagraph"/>
+        <w:numPr>
+          <w:ilvl w:val="0"/>
+          <w:numId w:val="17"/>
+        </w:numPr>
+      </w:pPr>
+      <w:r>
+        <w:t>Số lỗi phát hiện trong kiểm thử chức năng: 0</w:t>
+      </w:r>
+    </w:p>
+    <w:p>
+      <w:pPr>
+        <w:pStyle w:val="ListParagraph"/>
+        <w:numPr>
+          <w:ilvl w:val="0"/>
+          <w:numId w:val="17"/>
+        </w:numPr>
+      </w:pPr>
+      <w:r>
+        <w:t>Số lỗi phát hiện trong chu trình kiểm thử hồi quy: 0</w:t>
+      </w:r>
+    </w:p>
+    <w:p>
+      <w:pPr>
+        <w:pStyle w:val="ListParagraph"/>
+        <w:numPr>
+          <w:ilvl w:val="0"/>
+          <w:numId w:val="17"/>
+        </w:numPr>
+      </w:pPr>
+      <w:r>
+        <w:t>Số lỗi phát hiện trong kiểm thử hiệu năng/hệ thống: 0</w:t>
+      </w:r>
+    </w:p>
+    <w:p>
+      <w:pPr>
+        <w:rPr>
+          <w:lang w:val="vi-VN"/>
+        </w:rPr>
+      </w:pPr>
+    </w:p>
+    <w:p>
+      <w:pPr>
+        <w:jc w:val="center"/>
         <w:rPr>
           <w:b/>
           <w:bCs/>
-        </w:rPr>
-        <w:t>b) Thông tin Báo Cáo Lỗi:</w:t>
-      </w:r>
-    </w:p>
-    <w:p>
-      <w:pPr>
+          <w:lang w:val="vi-VN"/>
+        </w:rPr>
+      </w:pPr>
+      <w:r>
+        <w:rPr>
+          <w:b/>
+          <w:bCs/>
+          <w:lang w:val="vi-VN"/>
+        </w:rPr>
+        <w:t>BÀI 3</w:t>
+      </w:r>
+    </w:p>
+    <w:p>
+      <w:r>
+        <w:rPr>
+          <w:b/>
+          <w:bCs/>
+        </w:rPr>
+        <w:t>Giới thiệu:</w:t>
+      </w:r>
+      <w:r>
+        <w:t xml:space="preserve"> Báo cáo này tổng kết quá trình kiểm thử vòng đời và các tính năng nâng cao của JUnit. Nội dung kiểm thử bao quát thứ tự thực thi của các chú thích Before, After, kiểm tra tính năng giới hạn thời gian Timeout cho các tác vụ lâu và tính năng bắt ngoại lệ Expected Exception cho các trường hợp lỗi mong muốn.</w:t>
+      </w:r>
+    </w:p>
+    <w:p>
+      <w:r>
+        <w:rPr>
+          <w:b/>
+          <w:bCs/>
+        </w:rPr>
+        <w:t>Mục kiểm thử:</w:t>
+      </w:r>
+      <w:r>
+        <w:t xml:space="preserve"> Các chú thích trong lớp JunitAnnotationsExample.</w:t>
+      </w:r>
+    </w:p>
+    <w:p>
+      <w:r>
+        <w:rPr>
+          <w:b/>
+          <w:bCs/>
+        </w:rPr>
+        <w:t>Tài liệu tham khảo:</w:t>
+      </w:r>
+      <w:r>
+        <w:t xml:space="preserve"> Kế hoạch kiểm thử Bài 3, danh sách 4 trường hợp kiểm thử chi tiết.</w:t>
+      </w:r>
+    </w:p>
+    <w:p>
+      <w:r>
+        <w:rPr>
+          <w:b/>
+          <w:bCs/>
+        </w:rPr>
+        <w:t>Tóm tắt Kiểm Thử</w:t>
+      </w:r>
+    </w:p>
+    <w:p>
+      <w:r>
+        <w:rPr>
+          <w:b/>
+          <w:bCs/>
+        </w:rPr>
+        <w:t>a) Thông tin Trường hợp Kiểm Thử:</w:t>
+      </w:r>
+    </w:p>
+    <w:p>
+      <w:pPr>
+        <w:pStyle w:val="ListParagraph"/>
         <w:numPr>
           <w:ilvl w:val="0"/>
-          <w:numId w:val="3"/>
+          <w:numId w:val="18"/>
         </w:numPr>
       </w:pPr>
       <w:r>
-        <w:t>Tổng số lỗi phát hiện: 4</w:t>
-      </w:r>
-    </w:p>
-    <w:p>
-      <w:pPr>
+        <w:t>Số trường hợp kiểm thử dự kiến: 4</w:t>
+      </w:r>
+    </w:p>
+    <w:p>
+      <w:pPr>
+        <w:pStyle w:val="ListParagraph"/>
         <w:numPr>
           <w:ilvl w:val="0"/>
-          <w:numId w:val="3"/>
+          <w:numId w:val="18"/>
         </w:numPr>
       </w:pPr>
       <w:r>
-        <w:t xml:space="preserve">Số lỗi phát hiện trong kiểm thử chức năng: 2 </w:t>
-      </w:r>
-    </w:p>
-    <w:p>
-      <w:pPr>
+        <w:t>Số trường hợp kiểm thử đã triển khai: 4</w:t>
+      </w:r>
+    </w:p>
+    <w:p>
+      <w:pPr>
+        <w:pStyle w:val="ListParagraph"/>
         <w:numPr>
           <w:ilvl w:val="0"/>
-          <w:numId w:val="3"/>
+          <w:numId w:val="18"/>
         </w:numPr>
       </w:pPr>
       <w:r>
-        <w:t xml:space="preserve">Số lỗi phát hiện trong chu trình kiểm thử hồi quy 1 </w:t>
-      </w:r>
-    </w:p>
-    <w:p>
-      <w:pPr>
+        <w:t>Số trường hợp kiểm thử đã thực hiện: 4</w:t>
+      </w:r>
+    </w:p>
+    <w:p>
+      <w:pPr>
+        <w:pStyle w:val="ListParagraph"/>
         <w:numPr>
           <w:ilvl w:val="0"/>
-          <w:numId w:val="3"/>
+          <w:numId w:val="18"/>
         </w:numPr>
       </w:pPr>
       <w:r>
-        <w:t xml:space="preserve">Số lỗi phát hiện trong kiểm thử hiệu năng/hệ thống: 1 </w:t>
-      </w:r>
-    </w:p>
-    <w:p/>
+        <w:t>Số trường hợp kiểm thử thành công: 4 (Lưu ý: Case Ignore không chạy nhưng được tính là đúng logic).</w:t>
+      </w:r>
+    </w:p>
+    <w:p>
+      <w:pPr>
+        <w:pStyle w:val="ListParagraph"/>
+        <w:numPr>
+          <w:ilvl w:val="0"/>
+          <w:numId w:val="18"/>
+        </w:numPr>
+      </w:pPr>
+      <w:r>
+        <w:t>Số trường hợp kiểm thử thất bại: 0</w:t>
+      </w:r>
+    </w:p>
+    <w:p>
+      <w:pPr>
+        <w:pStyle w:val="ListParagraph"/>
+        <w:numPr>
+          <w:ilvl w:val="0"/>
+          <w:numId w:val="18"/>
+        </w:numPr>
+      </w:pPr>
+      <w:r>
+        <w:t>Số trường hợp kiểm thử đang chờ xử lý: 0</w:t>
+      </w:r>
+    </w:p>
+    <w:p>
+      <w:r>
+        <w:rPr>
+          <w:b/>
+          <w:bCs/>
+        </w:rPr>
+        <w:lastRenderedPageBreak/>
+        <w:t>b) Thông tin Báo Cáo Lỗi:</w:t>
+      </w:r>
+    </w:p>
+    <w:p>
+      <w:pPr>
+        <w:pStyle w:val="ListParagraph"/>
+        <w:numPr>
+          <w:ilvl w:val="0"/>
+          <w:numId w:val="18"/>
+        </w:numPr>
+      </w:pPr>
+      <w:r>
+        <w:t>Tổng số lỗi phát hiện: 0</w:t>
+      </w:r>
+    </w:p>
+    <w:p>
+      <w:pPr>
+        <w:pStyle w:val="ListParagraph"/>
+        <w:numPr>
+          <w:ilvl w:val="0"/>
+          <w:numId w:val="18"/>
+        </w:numPr>
+      </w:pPr>
+      <w:r>
+        <w:t>Số lỗi phát hiện trong kiểm thử chức năng: 0</w:t>
+      </w:r>
+    </w:p>
+    <w:p>
+      <w:pPr>
+        <w:pStyle w:val="ListParagraph"/>
+        <w:numPr>
+          <w:ilvl w:val="0"/>
+          <w:numId w:val="18"/>
+        </w:numPr>
+      </w:pPr>
+      <w:r>
+        <w:t>Số lỗi phát hiện trong chu trình kiểm thử hồi quy: 0</w:t>
+      </w:r>
+    </w:p>
+    <w:p>
+      <w:pPr>
+        <w:pStyle w:val="ListParagraph"/>
+        <w:numPr>
+          <w:ilvl w:val="0"/>
+          <w:numId w:val="18"/>
+        </w:numPr>
+      </w:pPr>
+      <w:r>
+        <w:t>Số lỗi phát hiện trong kiểm thử hiệu năng/hệ thống: 0</w:t>
+      </w:r>
+    </w:p>
+    <w:p>
+      <w:pPr>
+        <w:rPr>
+          <w:lang w:val="vi-VN"/>
+        </w:rPr>
+      </w:pPr>
+    </w:p>
+    <w:p>
+      <w:pPr>
+        <w:jc w:val="center"/>
+        <w:rPr>
+          <w:b/>
+          <w:bCs/>
+          <w:lang w:val="vi-VN"/>
+        </w:rPr>
+      </w:pPr>
+      <w:r>
+        <w:rPr>
+          <w:b/>
+          <w:bCs/>
+          <w:lang w:val="vi-VN"/>
+        </w:rPr>
+        <w:t>BÀI 4</w:t>
+      </w:r>
+    </w:p>
+    <w:p>
+      <w:r>
+        <w:rPr>
+          <w:b/>
+          <w:bCs/>
+        </w:rPr>
+        <w:t>Giới thiệu:</w:t>
+      </w:r>
+      <w:r>
+        <w:t xml:space="preserve"> Báo cáo tổng kết này bao gồm việc xác minh logic tính toán của hàm tính phí khám bệnh. Mục tiêu nhằm đảm bảo hệ thống áp dụng đúng mức phí 50 Euro cho trẻ em, và các mức phí khác nhau cho người lớn dựa trên giới tính và độ tuổi, đồng thời xử lý đúng ngoại lệ khi nhập tuổi âm.</w:t>
+      </w:r>
+    </w:p>
+    <w:p>
+      <w:r>
+        <w:rPr>
+          <w:b/>
+          <w:bCs/>
+        </w:rPr>
+        <w:t>Mục kiểm thử:</w:t>
+      </w:r>
+      <w:r>
+        <w:t xml:space="preserve"> Hàm chức năng calculateFee trong lớp HealthCheckUtils.</w:t>
+      </w:r>
+    </w:p>
+    <w:p>
+      <w:r>
+        <w:rPr>
+          <w:b/>
+          <w:bCs/>
+        </w:rPr>
+        <w:t>Tài liệu tham khảo:</w:t>
+      </w:r>
+      <w:r>
+        <w:t xml:space="preserve"> Kế hoạch kiểm thử Bài 4, danh sách 5 trường hợp kiểm thử chi tiết.</w:t>
+      </w:r>
+    </w:p>
+    <w:p>
+      <w:r>
+        <w:rPr>
+          <w:b/>
+          <w:bCs/>
+        </w:rPr>
+        <w:t>Tóm tắt Kiểm Thử</w:t>
+      </w:r>
+    </w:p>
+    <w:p>
+      <w:r>
+        <w:rPr>
+          <w:b/>
+          <w:bCs/>
+        </w:rPr>
+        <w:t>a) Thông tin Trường hợp Kiểm Thử:</w:t>
+      </w:r>
+    </w:p>
+    <w:p>
+      <w:pPr>
+        <w:pStyle w:val="ListParagraph"/>
+        <w:numPr>
+          <w:ilvl w:val="0"/>
+          <w:numId w:val="19"/>
+        </w:numPr>
+      </w:pPr>
+      <w:r>
+        <w:t>Số trường hợp kiểm thử dự kiến: 5</w:t>
+      </w:r>
+    </w:p>
+    <w:p>
+      <w:pPr>
+        <w:pStyle w:val="ListParagraph"/>
+        <w:numPr>
+          <w:ilvl w:val="0"/>
+          <w:numId w:val="19"/>
+        </w:numPr>
+      </w:pPr>
+      <w:r>
+        <w:t>Số trường hợp kiểm thử đã triển khai: 5</w:t>
+      </w:r>
+    </w:p>
+    <w:p>
+      <w:pPr>
+        <w:pStyle w:val="ListParagraph"/>
+        <w:numPr>
+          <w:ilvl w:val="0"/>
+          <w:numId w:val="19"/>
+        </w:numPr>
+      </w:pPr>
+      <w:r>
+        <w:t>Số trường hợp kiểm thử đã thực hiện: 5</w:t>
+      </w:r>
+    </w:p>
+    <w:p>
+      <w:pPr>
+        <w:pStyle w:val="ListParagraph"/>
+        <w:numPr>
+          <w:ilvl w:val="0"/>
+          <w:numId w:val="19"/>
+        </w:numPr>
+      </w:pPr>
+      <w:r>
+        <w:t>Số trường hợp kiểm thử thành công: 5</w:t>
+      </w:r>
+    </w:p>
+    <w:p>
+      <w:pPr>
+        <w:pStyle w:val="ListParagraph"/>
+        <w:numPr>
+          <w:ilvl w:val="0"/>
+          <w:numId w:val="19"/>
+        </w:numPr>
+      </w:pPr>
+      <w:r>
+        <w:t>Số trường hợp kiểm thử thất bại: 0</w:t>
+      </w:r>
+    </w:p>
+    <w:p>
+      <w:pPr>
+        <w:pStyle w:val="ListParagraph"/>
+        <w:numPr>
+          <w:ilvl w:val="0"/>
+          <w:numId w:val="19"/>
+        </w:numPr>
+      </w:pPr>
+      <w:r>
+        <w:t>Số trường hợp kiểm thử đang chờ xử lý: 0</w:t>
+      </w:r>
+    </w:p>
+    <w:p>
+      <w:r>
+        <w:rPr>
+          <w:b/>
+          <w:bCs/>
+        </w:rPr>
+        <w:t>b) Thông tin Báo Cáo Lỗi:</w:t>
+      </w:r>
+    </w:p>
+    <w:p>
+      <w:pPr>
+        <w:pStyle w:val="ListParagraph"/>
+        <w:numPr>
+          <w:ilvl w:val="0"/>
+          <w:numId w:val="19"/>
+        </w:numPr>
+      </w:pPr>
+      <w:r>
+        <w:t>Tổng số lỗi phát hiện: 0</w:t>
+      </w:r>
+    </w:p>
+    <w:p>
+      <w:pPr>
+        <w:pStyle w:val="ListParagraph"/>
+        <w:numPr>
+          <w:ilvl w:val="0"/>
+          <w:numId w:val="19"/>
+        </w:numPr>
+      </w:pPr>
+      <w:r>
+        <w:t>Số lỗi phát hiện trong kiểm thử chức năng: 0</w:t>
+      </w:r>
+    </w:p>
+    <w:p>
+      <w:pPr>
+        <w:pStyle w:val="ListParagraph"/>
+        <w:numPr>
+          <w:ilvl w:val="0"/>
+          <w:numId w:val="19"/>
+        </w:numPr>
+      </w:pPr>
+      <w:r>
+        <w:t>Số lỗi phát hiện trong chu trình kiểm thử hồi quy: 0</w:t>
+      </w:r>
+    </w:p>
+    <w:p>
+      <w:pPr>
+        <w:pStyle w:val="ListParagraph"/>
+        <w:numPr>
+          <w:ilvl w:val="0"/>
+          <w:numId w:val="19"/>
+        </w:numPr>
+      </w:pPr>
+      <w:r>
+        <w:t>Số lỗi phát hiện trong kiểm thử hiệu năng/hệ thống: 0</w:t>
+      </w:r>
+    </w:p>
+    <w:p>
+      <w:pPr>
+        <w:rPr>
+          <w:lang w:val="vi-VN"/>
+        </w:rPr>
+      </w:pPr>
+    </w:p>
+    <w:p>
+      <w:pPr>
+        <w:jc w:val="center"/>
+        <w:rPr>
+          <w:b/>
+          <w:bCs/>
+          <w:lang w:val="vi-VN"/>
+        </w:rPr>
+      </w:pPr>
+      <w:r>
+        <w:rPr>
+          <w:b/>
+          <w:bCs/>
+          <w:lang w:val="vi-VN"/>
+        </w:rPr>
+        <w:br w:type="page"/>
+      </w:r>
+    </w:p>
+    <w:p>
+      <w:pPr>
+        <w:jc w:val="center"/>
+        <w:rPr>
+          <w:b/>
+          <w:bCs/>
+          <w:lang w:val="vi-VN"/>
+        </w:rPr>
+      </w:pPr>
+      <w:r>
+        <w:rPr>
+          <w:b/>
+          <w:bCs/>
+          <w:lang w:val="vi-VN"/>
+        </w:rPr>
+        <w:lastRenderedPageBreak/>
+        <w:t>BÀI 5</w:t>
+      </w:r>
+    </w:p>
+    <w:p>
+      <w:r>
+        <w:rPr>
+          <w:b/>
+          <w:bCs/>
+        </w:rPr>
+        <w:t>Giới thiệu:</w:t>
+      </w:r>
+      <w:r>
+        <w:t xml:space="preserve"> Báo cáo tổng kết này xác minh tính toàn vẹn và chính xác của Hệ thống Đăng ký tài khoản khách hàng. Nội dung kiểm thử bao quát việc kiểm tra hợp lệ dữ liệu đầu vào như định dạng email, số điện thoại, độ tuổi 18 cộng, đồng thời kiểm tra tích hợp lưu trữ dữ liệu vào cơ sở dữ liệu PostgreSQL và xử lý các lỗi trùng lặp thông tin.</w:t>
+      </w:r>
+    </w:p>
+    <w:p>
+      <w:r>
+        <w:rPr>
+          <w:b/>
+          <w:bCs/>
+        </w:rPr>
+        <w:t>Mục kiểm thử:</w:t>
+      </w:r>
+      <w:r>
+        <w:t xml:space="preserve"> Hàm validateAndRegister trong lớp CustomerService.</w:t>
+      </w:r>
+    </w:p>
+    <w:p>
+      <w:r>
+        <w:rPr>
+          <w:b/>
+          <w:bCs/>
+        </w:rPr>
+        <w:t>Tài liệu tham khảo:</w:t>
+      </w:r>
+      <w:r>
+        <w:t xml:space="preserve"> Kế hoạch kiểm thử Bài 5, danh sách 10 trường hợp kiểm thử chi tiết.</w:t>
+      </w:r>
+    </w:p>
+    <w:p>
+      <w:r>
+        <w:rPr>
+          <w:b/>
+          <w:bCs/>
+        </w:rPr>
+        <w:t>Tóm tắt Kiểm Thử</w:t>
+      </w:r>
+    </w:p>
+    <w:p>
+      <w:r>
+        <w:rPr>
+          <w:b/>
+          <w:bCs/>
+        </w:rPr>
+        <w:t>a) Thông tin Trường hợp Kiểm Thử:</w:t>
+      </w:r>
+    </w:p>
+    <w:p>
+      <w:pPr>
+        <w:pStyle w:val="ListParagraph"/>
+        <w:numPr>
+          <w:ilvl w:val="0"/>
+          <w:numId w:val="20"/>
+        </w:numPr>
+      </w:pPr>
+      <w:r>
+        <w:t>Số trường hợp kiểm thử dự kiến: 10</w:t>
+      </w:r>
+    </w:p>
+    <w:p>
+      <w:pPr>
+        <w:pStyle w:val="ListParagraph"/>
+        <w:numPr>
+          <w:ilvl w:val="0"/>
+          <w:numId w:val="20"/>
+        </w:numPr>
+      </w:pPr>
+      <w:r>
+        <w:t>Số trường hợp kiểm thử đã triển khai: 10</w:t>
+      </w:r>
+    </w:p>
+    <w:p>
+      <w:pPr>
+        <w:pStyle w:val="ListParagraph"/>
+        <w:numPr>
+          <w:ilvl w:val="0"/>
+          <w:numId w:val="20"/>
+        </w:numPr>
+      </w:pPr>
+      <w:r>
+        <w:t>Số trường hợp kiểm thử đã thực hiện: 10</w:t>
+      </w:r>
+    </w:p>
+    <w:p>
+      <w:pPr>
+        <w:pStyle w:val="ListParagraph"/>
+        <w:numPr>
+          <w:ilvl w:val="0"/>
+          <w:numId w:val="20"/>
+        </w:numPr>
+      </w:pPr>
+      <w:r>
+        <w:t>Số trường hợp kiểm thử thành công: 10</w:t>
+      </w:r>
+    </w:p>
+    <w:p>
+      <w:pPr>
+        <w:pStyle w:val="ListParagraph"/>
+        <w:numPr>
+          <w:ilvl w:val="0"/>
+          <w:numId w:val="20"/>
+        </w:numPr>
+      </w:pPr>
+      <w:r>
+        <w:t>Số trường hợp kiểm thử thất bại: 0</w:t>
+      </w:r>
+    </w:p>
+    <w:p>
+      <w:pPr>
+        <w:pStyle w:val="ListParagraph"/>
+        <w:numPr>
+          <w:ilvl w:val="0"/>
+          <w:numId w:val="20"/>
+        </w:numPr>
+      </w:pPr>
+      <w:r>
+        <w:t>Số trường hợp kiểm thử đang chờ xử lý: 0</w:t>
+      </w:r>
+    </w:p>
+    <w:p>
+      <w:r>
+        <w:rPr>
+          <w:b/>
+          <w:bCs/>
+        </w:rPr>
+        <w:t>b) Thông tin Báo Cáo Lỗi:</w:t>
+      </w:r>
+    </w:p>
+    <w:p>
+      <w:pPr>
+        <w:pStyle w:val="ListParagraph"/>
+        <w:numPr>
+          <w:ilvl w:val="0"/>
+          <w:numId w:val="20"/>
+        </w:numPr>
+      </w:pPr>
+      <w:r>
+        <w:t>Tổng số lỗi phát hiện: 0</w:t>
+      </w:r>
+    </w:p>
+    <w:p>
+      <w:pPr>
+        <w:pStyle w:val="ListParagraph"/>
+        <w:numPr>
+          <w:ilvl w:val="0"/>
+          <w:numId w:val="20"/>
+        </w:numPr>
+      </w:pPr>
+      <w:r>
+        <w:t>Số lỗi phát hiện trong kiểm thử chức năng: 0</w:t>
+      </w:r>
+    </w:p>
+    <w:p>
+      <w:pPr>
+        <w:pStyle w:val="ListParagraph"/>
+        <w:numPr>
+          <w:ilvl w:val="0"/>
+          <w:numId w:val="20"/>
+        </w:numPr>
+      </w:pPr>
+      <w:r>
+        <w:t>Số lỗi phát hiện trong chu trình kiểm thử hồi quy: 0</w:t>
+      </w:r>
+    </w:p>
+    <w:p>
+      <w:pPr>
+        <w:pStyle w:val="ListParagraph"/>
+        <w:numPr>
+          <w:ilvl w:val="0"/>
+          <w:numId w:val="20"/>
+        </w:numPr>
+      </w:pPr>
+      <w:r>
+        <w:t>Số lỗi phát hiện trong kiểm thử hiệu năng/hệ thống: 0</w:t>
+      </w:r>
+    </w:p>
+    <w:p>
+      <w:pPr>
+        <w:rPr>
+          <w:lang w:val="vi-VN"/>
+        </w:rPr>
+      </w:pPr>
+    </w:p>
+    <w:p>
+      <w:pPr>
+        <w:rPr>
+          <w:lang w:val="vi-VN"/>
+        </w:rPr>
+      </w:pPr>
+    </w:p>
     <w:sectPr>
       <w:pgSz w:w="12240" w:h="15840"/>
       <w:pgMar w:top="1440" w:right="1440" w:bottom="1440" w:left="1440" w:header="708" w:footer="708" w:gutter="0"/>
@@ -315,6 +1140,1239 @@
 <file path=word/numbering.xml><?xml version="1.0" encoding="utf-8"?>
 <w:numbering xmlns:wpc="http://schemas.microsoft.com/office/word/2010/wordprocessingCanvas" xmlns:cx="http://schemas.microsoft.com/office/drawing/2014/chartex" xmlns:cx1="http://schemas.microsoft.com/office/drawing/2015/9/8/chartex" xmlns:cx2="http://schemas.microsoft.com/office/drawing/2015/10/21/chartex" xmlns:cx3="http://schemas.microsoft.com/office/drawing/2016/5/9/chartex" xmlns:cx4="http://schemas.microsoft.com/office/drawing/2016/5/10/chartex" xmlns:cx5="http://schemas.microsoft.com/office/drawing/2016/5/11/chartex" xmlns:cx6="http://schemas.microsoft.com/office/drawing/2016/5/12/chartex" xmlns:cx7="http://schemas.microsoft.com/office/drawing/2016/5/13/chartex" xmlns:cx8="http://schemas.microsoft.com/office/drawing/2016/5/14/chartex" xmlns:mc="http://schemas.openxmlformats.org/markup-compatibility/2006" xmlns:aink="http://schemas.microsoft.com/office/drawing/2016/ink" xmlns:am3d="http://schemas.microsoft.com/office/drawing/2017/model3d" xmlns:o="urn:schemas-microsoft-com:office:office" xmlns:oel="http://schemas.microsoft.com/office/2019/extlst" xmlns:r="http://schemas.openxmlformats.org/officeDocument/2006/relationships" xmlns:m="http://schemas.openxmlformats.org/officeDocument/2006/math" xmlns:v="urn:schemas-microsoft-com:vml" xmlns:wp14="http://schemas.microsoft.com/office/word/2010/wordprocessingDrawing" xmlns:wp="http://schemas.openxmlformats.org/drawingml/2006/wordprocessingDrawing" xmlns:w10="urn:schemas-microsoft-com:office:word" xmlns:w="http://schemas.openxmlformats.org/wordprocessingml/2006/main" xmlns:w14="http://schemas.microsoft.com/office/word/2010/wordml" xmlns:w15="http://schemas.microsoft.com/office/word/2012/wordml" xmlns:w16cex="http://schemas.microsoft.com/office/word/2018/wordml/cex" xmlns:w16cid="http://schemas.microsoft.com/office/word/2016/wordml/cid" xmlns:w16="http://schemas.microsoft.com/office/word/2018/wordml" xmlns:w16sdtdh="http://schemas.microsoft.com/office/word/2020/wordml/sdtdatahash" xmlns:w16se="http://schemas.microsoft.com/office/word/2015/wordml/symex" xmlns:wpg="http://schemas.microsoft.com/office/word/2010/wordprocessingGroup" xmlns:wpi="http://schemas.microsoft.com/office/word/2010/wordprocessingInk" xmlns:wne="http://schemas.microsoft.com/office/word/2006/wordml" xmlns:wps="http://schemas.microsoft.com/office/word/2010/wordprocessingShape" mc:Ignorable="w14 w15 w16se w16cid w16 w16cex w16sdtdh wp14">
   <w:abstractNum w:abstractNumId="0" w15:restartNumberingAfterBreak="0">
+    <w:nsid w:val="07E04EB2"/>
+    <w:multiLevelType w:val="multilevel"/>
+    <w:tmpl w:val="791E1142"/>
+    <w:lvl w:ilvl="0">
+      <w:start w:val="1"/>
+      <w:numFmt w:val="bullet"/>
+      <w:lvlText w:val=""/>
+      <w:lvlJc w:val="left"/>
+      <w:pPr>
+        <w:tabs>
+          <w:tab w:val="num" w:pos="720"/>
+        </w:tabs>
+        <w:ind w:left="720" w:hanging="360"/>
+      </w:pPr>
+      <w:rPr>
+        <w:rFonts w:ascii="Symbol" w:hAnsi="Symbol" w:hint="default"/>
+        <w:sz w:val="20"/>
+      </w:rPr>
+    </w:lvl>
+    <w:lvl w:ilvl="1" w:tentative="1">
+      <w:start w:val="1"/>
+      <w:numFmt w:val="bullet"/>
+      <w:lvlText w:val="o"/>
+      <w:lvlJc w:val="left"/>
+      <w:pPr>
+        <w:tabs>
+          <w:tab w:val="num" w:pos="1440"/>
+        </w:tabs>
+        <w:ind w:left="1440" w:hanging="360"/>
+      </w:pPr>
+      <w:rPr>
+        <w:rFonts w:ascii="Courier New" w:hAnsi="Courier New" w:hint="default"/>
+        <w:sz w:val="20"/>
+      </w:rPr>
+    </w:lvl>
+    <w:lvl w:ilvl="2" w:tentative="1">
+      <w:start w:val="1"/>
+      <w:numFmt w:val="bullet"/>
+      <w:lvlText w:val=""/>
+      <w:lvlJc w:val="left"/>
+      <w:pPr>
+        <w:tabs>
+          <w:tab w:val="num" w:pos="2160"/>
+        </w:tabs>
+        <w:ind w:left="2160" w:hanging="360"/>
+      </w:pPr>
+      <w:rPr>
+        <w:rFonts w:ascii="Wingdings" w:hAnsi="Wingdings" w:hint="default"/>
+        <w:sz w:val="20"/>
+      </w:rPr>
+    </w:lvl>
+    <w:lvl w:ilvl="3" w:tentative="1">
+      <w:start w:val="1"/>
+      <w:numFmt w:val="bullet"/>
+      <w:lvlText w:val=""/>
+      <w:lvlJc w:val="left"/>
+      <w:pPr>
+        <w:tabs>
+          <w:tab w:val="num" w:pos="2880"/>
+        </w:tabs>
+        <w:ind w:left="2880" w:hanging="360"/>
+      </w:pPr>
+      <w:rPr>
+        <w:rFonts w:ascii="Wingdings" w:hAnsi="Wingdings" w:hint="default"/>
+        <w:sz w:val="20"/>
+      </w:rPr>
+    </w:lvl>
+    <w:lvl w:ilvl="4" w:tentative="1">
+      <w:start w:val="1"/>
+      <w:numFmt w:val="bullet"/>
+      <w:lvlText w:val=""/>
+      <w:lvlJc w:val="left"/>
+      <w:pPr>
+        <w:tabs>
+          <w:tab w:val="num" w:pos="3600"/>
+        </w:tabs>
+        <w:ind w:left="3600" w:hanging="360"/>
+      </w:pPr>
+      <w:rPr>
+        <w:rFonts w:ascii="Wingdings" w:hAnsi="Wingdings" w:hint="default"/>
+        <w:sz w:val="20"/>
+      </w:rPr>
+    </w:lvl>
+    <w:lvl w:ilvl="5" w:tentative="1">
+      <w:start w:val="1"/>
+      <w:numFmt w:val="bullet"/>
+      <w:lvlText w:val=""/>
+      <w:lvlJc w:val="left"/>
+      <w:pPr>
+        <w:tabs>
+          <w:tab w:val="num" w:pos="4320"/>
+        </w:tabs>
+        <w:ind w:left="4320" w:hanging="360"/>
+      </w:pPr>
+      <w:rPr>
+        <w:rFonts w:ascii="Wingdings" w:hAnsi="Wingdings" w:hint="default"/>
+        <w:sz w:val="20"/>
+      </w:rPr>
+    </w:lvl>
+    <w:lvl w:ilvl="6" w:tentative="1">
+      <w:start w:val="1"/>
+      <w:numFmt w:val="bullet"/>
+      <w:lvlText w:val=""/>
+      <w:lvlJc w:val="left"/>
+      <w:pPr>
+        <w:tabs>
+          <w:tab w:val="num" w:pos="5040"/>
+        </w:tabs>
+        <w:ind w:left="5040" w:hanging="360"/>
+      </w:pPr>
+      <w:rPr>
+        <w:rFonts w:ascii="Wingdings" w:hAnsi="Wingdings" w:hint="default"/>
+        <w:sz w:val="20"/>
+      </w:rPr>
+    </w:lvl>
+    <w:lvl w:ilvl="7" w:tentative="1">
+      <w:start w:val="1"/>
+      <w:numFmt w:val="bullet"/>
+      <w:lvlText w:val=""/>
+      <w:lvlJc w:val="left"/>
+      <w:pPr>
+        <w:tabs>
+          <w:tab w:val="num" w:pos="5760"/>
+        </w:tabs>
+        <w:ind w:left="5760" w:hanging="360"/>
+      </w:pPr>
+      <w:rPr>
+        <w:rFonts w:ascii="Wingdings" w:hAnsi="Wingdings" w:hint="default"/>
+        <w:sz w:val="20"/>
+      </w:rPr>
+    </w:lvl>
+    <w:lvl w:ilvl="8" w:tentative="1">
+      <w:start w:val="1"/>
+      <w:numFmt w:val="bullet"/>
+      <w:lvlText w:val=""/>
+      <w:lvlJc w:val="left"/>
+      <w:pPr>
+        <w:tabs>
+          <w:tab w:val="num" w:pos="6480"/>
+        </w:tabs>
+        <w:ind w:left="6480" w:hanging="360"/>
+      </w:pPr>
+      <w:rPr>
+        <w:rFonts w:ascii="Wingdings" w:hAnsi="Wingdings" w:hint="default"/>
+        <w:sz w:val="20"/>
+      </w:rPr>
+    </w:lvl>
+  </w:abstractNum>
+  <w:abstractNum w:abstractNumId="1" w15:restartNumberingAfterBreak="0">
+    <w:nsid w:val="0B7A786F"/>
+    <w:multiLevelType w:val="hybridMultilevel"/>
+    <w:tmpl w:val="24926A7E"/>
+    <w:lvl w:ilvl="0" w:tplc="04090001">
+      <w:start w:val="1"/>
+      <w:numFmt w:val="bullet"/>
+      <w:lvlText w:val=""/>
+      <w:lvlJc w:val="left"/>
+      <w:pPr>
+        <w:ind w:left="720" w:hanging="360"/>
+      </w:pPr>
+      <w:rPr>
+        <w:rFonts w:ascii="Symbol" w:hAnsi="Symbol" w:hint="default"/>
+      </w:rPr>
+    </w:lvl>
+    <w:lvl w:ilvl="1" w:tplc="04090003" w:tentative="1">
+      <w:start w:val="1"/>
+      <w:numFmt w:val="bullet"/>
+      <w:lvlText w:val="o"/>
+      <w:lvlJc w:val="left"/>
+      <w:pPr>
+        <w:ind w:left="1440" w:hanging="360"/>
+      </w:pPr>
+      <w:rPr>
+        <w:rFonts w:ascii="Courier New" w:hAnsi="Courier New" w:cs="Courier New" w:hint="default"/>
+      </w:rPr>
+    </w:lvl>
+    <w:lvl w:ilvl="2" w:tplc="04090005" w:tentative="1">
+      <w:start w:val="1"/>
+      <w:numFmt w:val="bullet"/>
+      <w:lvlText w:val=""/>
+      <w:lvlJc w:val="left"/>
+      <w:pPr>
+        <w:ind w:left="2160" w:hanging="360"/>
+      </w:pPr>
+      <w:rPr>
+        <w:rFonts w:ascii="Wingdings" w:hAnsi="Wingdings" w:hint="default"/>
+      </w:rPr>
+    </w:lvl>
+    <w:lvl w:ilvl="3" w:tplc="04090001" w:tentative="1">
+      <w:start w:val="1"/>
+      <w:numFmt w:val="bullet"/>
+      <w:lvlText w:val=""/>
+      <w:lvlJc w:val="left"/>
+      <w:pPr>
+        <w:ind w:left="2880" w:hanging="360"/>
+      </w:pPr>
+      <w:rPr>
+        <w:rFonts w:ascii="Symbol" w:hAnsi="Symbol" w:hint="default"/>
+      </w:rPr>
+    </w:lvl>
+    <w:lvl w:ilvl="4" w:tplc="04090003" w:tentative="1">
+      <w:start w:val="1"/>
+      <w:numFmt w:val="bullet"/>
+      <w:lvlText w:val="o"/>
+      <w:lvlJc w:val="left"/>
+      <w:pPr>
+        <w:ind w:left="3600" w:hanging="360"/>
+      </w:pPr>
+      <w:rPr>
+        <w:rFonts w:ascii="Courier New" w:hAnsi="Courier New" w:cs="Courier New" w:hint="default"/>
+      </w:rPr>
+    </w:lvl>
+    <w:lvl w:ilvl="5" w:tplc="04090005" w:tentative="1">
+      <w:start w:val="1"/>
+      <w:numFmt w:val="bullet"/>
+      <w:lvlText w:val=""/>
+      <w:lvlJc w:val="left"/>
+      <w:pPr>
+        <w:ind w:left="4320" w:hanging="360"/>
+      </w:pPr>
+      <w:rPr>
+        <w:rFonts w:ascii="Wingdings" w:hAnsi="Wingdings" w:hint="default"/>
+      </w:rPr>
+    </w:lvl>
+    <w:lvl w:ilvl="6" w:tplc="04090001" w:tentative="1">
+      <w:start w:val="1"/>
+      <w:numFmt w:val="bullet"/>
+      <w:lvlText w:val=""/>
+      <w:lvlJc w:val="left"/>
+      <w:pPr>
+        <w:ind w:left="5040" w:hanging="360"/>
+      </w:pPr>
+      <w:rPr>
+        <w:rFonts w:ascii="Symbol" w:hAnsi="Symbol" w:hint="default"/>
+      </w:rPr>
+    </w:lvl>
+    <w:lvl w:ilvl="7" w:tplc="04090003" w:tentative="1">
+      <w:start w:val="1"/>
+      <w:numFmt w:val="bullet"/>
+      <w:lvlText w:val="o"/>
+      <w:lvlJc w:val="left"/>
+      <w:pPr>
+        <w:ind w:left="5760" w:hanging="360"/>
+      </w:pPr>
+      <w:rPr>
+        <w:rFonts w:ascii="Courier New" w:hAnsi="Courier New" w:cs="Courier New" w:hint="default"/>
+      </w:rPr>
+    </w:lvl>
+    <w:lvl w:ilvl="8" w:tplc="04090005" w:tentative="1">
+      <w:start w:val="1"/>
+      <w:numFmt w:val="bullet"/>
+      <w:lvlText w:val=""/>
+      <w:lvlJc w:val="left"/>
+      <w:pPr>
+        <w:ind w:left="6480" w:hanging="360"/>
+      </w:pPr>
+      <w:rPr>
+        <w:rFonts w:ascii="Wingdings" w:hAnsi="Wingdings" w:hint="default"/>
+      </w:rPr>
+    </w:lvl>
+  </w:abstractNum>
+  <w:abstractNum w:abstractNumId="2" w15:restartNumberingAfterBreak="0">
+    <w:nsid w:val="11312C6D"/>
+    <w:multiLevelType w:val="multilevel"/>
+    <w:tmpl w:val="0B2CFDF2"/>
+    <w:lvl w:ilvl="0">
+      <w:start w:val="1"/>
+      <w:numFmt w:val="bullet"/>
+      <w:lvlText w:val=""/>
+      <w:lvlJc w:val="left"/>
+      <w:pPr>
+        <w:tabs>
+          <w:tab w:val="num" w:pos="720"/>
+        </w:tabs>
+        <w:ind w:left="720" w:hanging="360"/>
+      </w:pPr>
+      <w:rPr>
+        <w:rFonts w:ascii="Symbol" w:hAnsi="Symbol" w:hint="default"/>
+        <w:sz w:val="20"/>
+      </w:rPr>
+    </w:lvl>
+    <w:lvl w:ilvl="1" w:tentative="1">
+      <w:start w:val="1"/>
+      <w:numFmt w:val="bullet"/>
+      <w:lvlText w:val="o"/>
+      <w:lvlJc w:val="left"/>
+      <w:pPr>
+        <w:tabs>
+          <w:tab w:val="num" w:pos="1440"/>
+        </w:tabs>
+        <w:ind w:left="1440" w:hanging="360"/>
+      </w:pPr>
+      <w:rPr>
+        <w:rFonts w:ascii="Courier New" w:hAnsi="Courier New" w:hint="default"/>
+        <w:sz w:val="20"/>
+      </w:rPr>
+    </w:lvl>
+    <w:lvl w:ilvl="2" w:tentative="1">
+      <w:start w:val="1"/>
+      <w:numFmt w:val="bullet"/>
+      <w:lvlText w:val=""/>
+      <w:lvlJc w:val="left"/>
+      <w:pPr>
+        <w:tabs>
+          <w:tab w:val="num" w:pos="2160"/>
+        </w:tabs>
+        <w:ind w:left="2160" w:hanging="360"/>
+      </w:pPr>
+      <w:rPr>
+        <w:rFonts w:ascii="Wingdings" w:hAnsi="Wingdings" w:hint="default"/>
+        <w:sz w:val="20"/>
+      </w:rPr>
+    </w:lvl>
+    <w:lvl w:ilvl="3" w:tentative="1">
+      <w:start w:val="1"/>
+      <w:numFmt w:val="bullet"/>
+      <w:lvlText w:val=""/>
+      <w:lvlJc w:val="left"/>
+      <w:pPr>
+        <w:tabs>
+          <w:tab w:val="num" w:pos="2880"/>
+        </w:tabs>
+        <w:ind w:left="2880" w:hanging="360"/>
+      </w:pPr>
+      <w:rPr>
+        <w:rFonts w:ascii="Wingdings" w:hAnsi="Wingdings" w:hint="default"/>
+        <w:sz w:val="20"/>
+      </w:rPr>
+    </w:lvl>
+    <w:lvl w:ilvl="4" w:tentative="1">
+      <w:start w:val="1"/>
+      <w:numFmt w:val="bullet"/>
+      <w:lvlText w:val=""/>
+      <w:lvlJc w:val="left"/>
+      <w:pPr>
+        <w:tabs>
+          <w:tab w:val="num" w:pos="3600"/>
+        </w:tabs>
+        <w:ind w:left="3600" w:hanging="360"/>
+      </w:pPr>
+      <w:rPr>
+        <w:rFonts w:ascii="Wingdings" w:hAnsi="Wingdings" w:hint="default"/>
+        <w:sz w:val="20"/>
+      </w:rPr>
+    </w:lvl>
+    <w:lvl w:ilvl="5" w:tentative="1">
+      <w:start w:val="1"/>
+      <w:numFmt w:val="bullet"/>
+      <w:lvlText w:val=""/>
+      <w:lvlJc w:val="left"/>
+      <w:pPr>
+        <w:tabs>
+          <w:tab w:val="num" w:pos="4320"/>
+        </w:tabs>
+        <w:ind w:left="4320" w:hanging="360"/>
+      </w:pPr>
+      <w:rPr>
+        <w:rFonts w:ascii="Wingdings" w:hAnsi="Wingdings" w:hint="default"/>
+        <w:sz w:val="20"/>
+      </w:rPr>
+    </w:lvl>
+    <w:lvl w:ilvl="6" w:tentative="1">
+      <w:start w:val="1"/>
+      <w:numFmt w:val="bullet"/>
+      <w:lvlText w:val=""/>
+      <w:lvlJc w:val="left"/>
+      <w:pPr>
+        <w:tabs>
+          <w:tab w:val="num" w:pos="5040"/>
+        </w:tabs>
+        <w:ind w:left="5040" w:hanging="360"/>
+      </w:pPr>
+      <w:rPr>
+        <w:rFonts w:ascii="Wingdings" w:hAnsi="Wingdings" w:hint="default"/>
+        <w:sz w:val="20"/>
+      </w:rPr>
+    </w:lvl>
+    <w:lvl w:ilvl="7" w:tentative="1">
+      <w:start w:val="1"/>
+      <w:numFmt w:val="bullet"/>
+      <w:lvlText w:val=""/>
+      <w:lvlJc w:val="left"/>
+      <w:pPr>
+        <w:tabs>
+          <w:tab w:val="num" w:pos="5760"/>
+        </w:tabs>
+        <w:ind w:left="5760" w:hanging="360"/>
+      </w:pPr>
+      <w:rPr>
+        <w:rFonts w:ascii="Wingdings" w:hAnsi="Wingdings" w:hint="default"/>
+        <w:sz w:val="20"/>
+      </w:rPr>
+    </w:lvl>
+    <w:lvl w:ilvl="8" w:tentative="1">
+      <w:start w:val="1"/>
+      <w:numFmt w:val="bullet"/>
+      <w:lvlText w:val=""/>
+      <w:lvlJc w:val="left"/>
+      <w:pPr>
+        <w:tabs>
+          <w:tab w:val="num" w:pos="6480"/>
+        </w:tabs>
+        <w:ind w:left="6480" w:hanging="360"/>
+      </w:pPr>
+      <w:rPr>
+        <w:rFonts w:ascii="Wingdings" w:hAnsi="Wingdings" w:hint="default"/>
+        <w:sz w:val="20"/>
+      </w:rPr>
+    </w:lvl>
+  </w:abstractNum>
+  <w:abstractNum w:abstractNumId="3" w15:restartNumberingAfterBreak="0">
+    <w:nsid w:val="11843700"/>
+    <w:multiLevelType w:val="multilevel"/>
+    <w:tmpl w:val="6F24140A"/>
+    <w:lvl w:ilvl="0">
+      <w:start w:val="1"/>
+      <w:numFmt w:val="bullet"/>
+      <w:lvlText w:val=""/>
+      <w:lvlJc w:val="left"/>
+      <w:pPr>
+        <w:tabs>
+          <w:tab w:val="num" w:pos="720"/>
+        </w:tabs>
+        <w:ind w:left="720" w:hanging="360"/>
+      </w:pPr>
+      <w:rPr>
+        <w:rFonts w:ascii="Symbol" w:hAnsi="Symbol" w:hint="default"/>
+        <w:sz w:val="20"/>
+      </w:rPr>
+    </w:lvl>
+    <w:lvl w:ilvl="1" w:tentative="1">
+      <w:start w:val="1"/>
+      <w:numFmt w:val="bullet"/>
+      <w:lvlText w:val="o"/>
+      <w:lvlJc w:val="left"/>
+      <w:pPr>
+        <w:tabs>
+          <w:tab w:val="num" w:pos="1440"/>
+        </w:tabs>
+        <w:ind w:left="1440" w:hanging="360"/>
+      </w:pPr>
+      <w:rPr>
+        <w:rFonts w:ascii="Courier New" w:hAnsi="Courier New" w:hint="default"/>
+        <w:sz w:val="20"/>
+      </w:rPr>
+    </w:lvl>
+    <w:lvl w:ilvl="2" w:tentative="1">
+      <w:start w:val="1"/>
+      <w:numFmt w:val="bullet"/>
+      <w:lvlText w:val=""/>
+      <w:lvlJc w:val="left"/>
+      <w:pPr>
+        <w:tabs>
+          <w:tab w:val="num" w:pos="2160"/>
+        </w:tabs>
+        <w:ind w:left="2160" w:hanging="360"/>
+      </w:pPr>
+      <w:rPr>
+        <w:rFonts w:ascii="Wingdings" w:hAnsi="Wingdings" w:hint="default"/>
+        <w:sz w:val="20"/>
+      </w:rPr>
+    </w:lvl>
+    <w:lvl w:ilvl="3" w:tentative="1">
+      <w:start w:val="1"/>
+      <w:numFmt w:val="bullet"/>
+      <w:lvlText w:val=""/>
+      <w:lvlJc w:val="left"/>
+      <w:pPr>
+        <w:tabs>
+          <w:tab w:val="num" w:pos="2880"/>
+        </w:tabs>
+        <w:ind w:left="2880" w:hanging="360"/>
+      </w:pPr>
+      <w:rPr>
+        <w:rFonts w:ascii="Wingdings" w:hAnsi="Wingdings" w:hint="default"/>
+        <w:sz w:val="20"/>
+      </w:rPr>
+    </w:lvl>
+    <w:lvl w:ilvl="4" w:tentative="1">
+      <w:start w:val="1"/>
+      <w:numFmt w:val="bullet"/>
+      <w:lvlText w:val=""/>
+      <w:lvlJc w:val="left"/>
+      <w:pPr>
+        <w:tabs>
+          <w:tab w:val="num" w:pos="3600"/>
+        </w:tabs>
+        <w:ind w:left="3600" w:hanging="360"/>
+      </w:pPr>
+      <w:rPr>
+        <w:rFonts w:ascii="Wingdings" w:hAnsi="Wingdings" w:hint="default"/>
+        <w:sz w:val="20"/>
+      </w:rPr>
+    </w:lvl>
+    <w:lvl w:ilvl="5" w:tentative="1">
+      <w:start w:val="1"/>
+      <w:numFmt w:val="bullet"/>
+      <w:lvlText w:val=""/>
+      <w:lvlJc w:val="left"/>
+      <w:pPr>
+        <w:tabs>
+          <w:tab w:val="num" w:pos="4320"/>
+        </w:tabs>
+        <w:ind w:left="4320" w:hanging="360"/>
+      </w:pPr>
+      <w:rPr>
+        <w:rFonts w:ascii="Wingdings" w:hAnsi="Wingdings" w:hint="default"/>
+        <w:sz w:val="20"/>
+      </w:rPr>
+    </w:lvl>
+    <w:lvl w:ilvl="6" w:tentative="1">
+      <w:start w:val="1"/>
+      <w:numFmt w:val="bullet"/>
+      <w:lvlText w:val=""/>
+      <w:lvlJc w:val="left"/>
+      <w:pPr>
+        <w:tabs>
+          <w:tab w:val="num" w:pos="5040"/>
+        </w:tabs>
+        <w:ind w:left="5040" w:hanging="360"/>
+      </w:pPr>
+      <w:rPr>
+        <w:rFonts w:ascii="Wingdings" w:hAnsi="Wingdings" w:hint="default"/>
+        <w:sz w:val="20"/>
+      </w:rPr>
+    </w:lvl>
+    <w:lvl w:ilvl="7" w:tentative="1">
+      <w:start w:val="1"/>
+      <w:numFmt w:val="bullet"/>
+      <w:lvlText w:val=""/>
+      <w:lvlJc w:val="left"/>
+      <w:pPr>
+        <w:tabs>
+          <w:tab w:val="num" w:pos="5760"/>
+        </w:tabs>
+        <w:ind w:left="5760" w:hanging="360"/>
+      </w:pPr>
+      <w:rPr>
+        <w:rFonts w:ascii="Wingdings" w:hAnsi="Wingdings" w:hint="default"/>
+        <w:sz w:val="20"/>
+      </w:rPr>
+    </w:lvl>
+    <w:lvl w:ilvl="8" w:tentative="1">
+      <w:start w:val="1"/>
+      <w:numFmt w:val="bullet"/>
+      <w:lvlText w:val=""/>
+      <w:lvlJc w:val="left"/>
+      <w:pPr>
+        <w:tabs>
+          <w:tab w:val="num" w:pos="6480"/>
+        </w:tabs>
+        <w:ind w:left="6480" w:hanging="360"/>
+      </w:pPr>
+      <w:rPr>
+        <w:rFonts w:ascii="Wingdings" w:hAnsi="Wingdings" w:hint="default"/>
+        <w:sz w:val="20"/>
+      </w:rPr>
+    </w:lvl>
+  </w:abstractNum>
+  <w:abstractNum w:abstractNumId="4" w15:restartNumberingAfterBreak="0">
+    <w:nsid w:val="14D6069D"/>
+    <w:multiLevelType w:val="hybridMultilevel"/>
+    <w:tmpl w:val="AB765FF2"/>
+    <w:lvl w:ilvl="0" w:tplc="04090001">
+      <w:start w:val="1"/>
+      <w:numFmt w:val="bullet"/>
+      <w:lvlText w:val=""/>
+      <w:lvlJc w:val="left"/>
+      <w:pPr>
+        <w:ind w:left="720" w:hanging="360"/>
+      </w:pPr>
+      <w:rPr>
+        <w:rFonts w:ascii="Symbol" w:hAnsi="Symbol" w:hint="default"/>
+      </w:rPr>
+    </w:lvl>
+    <w:lvl w:ilvl="1" w:tplc="04090003" w:tentative="1">
+      <w:start w:val="1"/>
+      <w:numFmt w:val="bullet"/>
+      <w:lvlText w:val="o"/>
+      <w:lvlJc w:val="left"/>
+      <w:pPr>
+        <w:ind w:left="1440" w:hanging="360"/>
+      </w:pPr>
+      <w:rPr>
+        <w:rFonts w:ascii="Courier New" w:hAnsi="Courier New" w:cs="Courier New" w:hint="default"/>
+      </w:rPr>
+    </w:lvl>
+    <w:lvl w:ilvl="2" w:tplc="04090005" w:tentative="1">
+      <w:start w:val="1"/>
+      <w:numFmt w:val="bullet"/>
+      <w:lvlText w:val=""/>
+      <w:lvlJc w:val="left"/>
+      <w:pPr>
+        <w:ind w:left="2160" w:hanging="360"/>
+      </w:pPr>
+      <w:rPr>
+        <w:rFonts w:ascii="Wingdings" w:hAnsi="Wingdings" w:hint="default"/>
+      </w:rPr>
+    </w:lvl>
+    <w:lvl w:ilvl="3" w:tplc="04090001" w:tentative="1">
+      <w:start w:val="1"/>
+      <w:numFmt w:val="bullet"/>
+      <w:lvlText w:val=""/>
+      <w:lvlJc w:val="left"/>
+      <w:pPr>
+        <w:ind w:left="2880" w:hanging="360"/>
+      </w:pPr>
+      <w:rPr>
+        <w:rFonts w:ascii="Symbol" w:hAnsi="Symbol" w:hint="default"/>
+      </w:rPr>
+    </w:lvl>
+    <w:lvl w:ilvl="4" w:tplc="04090003" w:tentative="1">
+      <w:start w:val="1"/>
+      <w:numFmt w:val="bullet"/>
+      <w:lvlText w:val="o"/>
+      <w:lvlJc w:val="left"/>
+      <w:pPr>
+        <w:ind w:left="3600" w:hanging="360"/>
+      </w:pPr>
+      <w:rPr>
+        <w:rFonts w:ascii="Courier New" w:hAnsi="Courier New" w:cs="Courier New" w:hint="default"/>
+      </w:rPr>
+    </w:lvl>
+    <w:lvl w:ilvl="5" w:tplc="04090005" w:tentative="1">
+      <w:start w:val="1"/>
+      <w:numFmt w:val="bullet"/>
+      <w:lvlText w:val=""/>
+      <w:lvlJc w:val="left"/>
+      <w:pPr>
+        <w:ind w:left="4320" w:hanging="360"/>
+      </w:pPr>
+      <w:rPr>
+        <w:rFonts w:ascii="Wingdings" w:hAnsi="Wingdings" w:hint="default"/>
+      </w:rPr>
+    </w:lvl>
+    <w:lvl w:ilvl="6" w:tplc="04090001" w:tentative="1">
+      <w:start w:val="1"/>
+      <w:numFmt w:val="bullet"/>
+      <w:lvlText w:val=""/>
+      <w:lvlJc w:val="left"/>
+      <w:pPr>
+        <w:ind w:left="5040" w:hanging="360"/>
+      </w:pPr>
+      <w:rPr>
+        <w:rFonts w:ascii="Symbol" w:hAnsi="Symbol" w:hint="default"/>
+      </w:rPr>
+    </w:lvl>
+    <w:lvl w:ilvl="7" w:tplc="04090003" w:tentative="1">
+      <w:start w:val="1"/>
+      <w:numFmt w:val="bullet"/>
+      <w:lvlText w:val="o"/>
+      <w:lvlJc w:val="left"/>
+      <w:pPr>
+        <w:ind w:left="5760" w:hanging="360"/>
+      </w:pPr>
+      <w:rPr>
+        <w:rFonts w:ascii="Courier New" w:hAnsi="Courier New" w:cs="Courier New" w:hint="default"/>
+      </w:rPr>
+    </w:lvl>
+    <w:lvl w:ilvl="8" w:tplc="04090005" w:tentative="1">
+      <w:start w:val="1"/>
+      <w:numFmt w:val="bullet"/>
+      <w:lvlText w:val=""/>
+      <w:lvlJc w:val="left"/>
+      <w:pPr>
+        <w:ind w:left="6480" w:hanging="360"/>
+      </w:pPr>
+      <w:rPr>
+        <w:rFonts w:ascii="Wingdings" w:hAnsi="Wingdings" w:hint="default"/>
+      </w:rPr>
+    </w:lvl>
+  </w:abstractNum>
+  <w:abstractNum w:abstractNumId="5" w15:restartNumberingAfterBreak="0">
+    <w:nsid w:val="15521F9C"/>
+    <w:multiLevelType w:val="hybridMultilevel"/>
+    <w:tmpl w:val="D0EC8FB8"/>
+    <w:lvl w:ilvl="0" w:tplc="04090001">
+      <w:start w:val="1"/>
+      <w:numFmt w:val="bullet"/>
+      <w:lvlText w:val=""/>
+      <w:lvlJc w:val="left"/>
+      <w:pPr>
+        <w:ind w:left="720" w:hanging="360"/>
+      </w:pPr>
+      <w:rPr>
+        <w:rFonts w:ascii="Symbol" w:hAnsi="Symbol" w:hint="default"/>
+      </w:rPr>
+    </w:lvl>
+    <w:lvl w:ilvl="1" w:tplc="04090003" w:tentative="1">
+      <w:start w:val="1"/>
+      <w:numFmt w:val="bullet"/>
+      <w:lvlText w:val="o"/>
+      <w:lvlJc w:val="left"/>
+      <w:pPr>
+        <w:ind w:left="1440" w:hanging="360"/>
+      </w:pPr>
+      <w:rPr>
+        <w:rFonts w:ascii="Courier New" w:hAnsi="Courier New" w:cs="Courier New" w:hint="default"/>
+      </w:rPr>
+    </w:lvl>
+    <w:lvl w:ilvl="2" w:tplc="04090005" w:tentative="1">
+      <w:start w:val="1"/>
+      <w:numFmt w:val="bullet"/>
+      <w:lvlText w:val=""/>
+      <w:lvlJc w:val="left"/>
+      <w:pPr>
+        <w:ind w:left="2160" w:hanging="360"/>
+      </w:pPr>
+      <w:rPr>
+        <w:rFonts w:ascii="Wingdings" w:hAnsi="Wingdings" w:hint="default"/>
+      </w:rPr>
+    </w:lvl>
+    <w:lvl w:ilvl="3" w:tplc="04090001" w:tentative="1">
+      <w:start w:val="1"/>
+      <w:numFmt w:val="bullet"/>
+      <w:lvlText w:val=""/>
+      <w:lvlJc w:val="left"/>
+      <w:pPr>
+        <w:ind w:left="2880" w:hanging="360"/>
+      </w:pPr>
+      <w:rPr>
+        <w:rFonts w:ascii="Symbol" w:hAnsi="Symbol" w:hint="default"/>
+      </w:rPr>
+    </w:lvl>
+    <w:lvl w:ilvl="4" w:tplc="04090003" w:tentative="1">
+      <w:start w:val="1"/>
+      <w:numFmt w:val="bullet"/>
+      <w:lvlText w:val="o"/>
+      <w:lvlJc w:val="left"/>
+      <w:pPr>
+        <w:ind w:left="3600" w:hanging="360"/>
+      </w:pPr>
+      <w:rPr>
+        <w:rFonts w:ascii="Courier New" w:hAnsi="Courier New" w:cs="Courier New" w:hint="default"/>
+      </w:rPr>
+    </w:lvl>
+    <w:lvl w:ilvl="5" w:tplc="04090005" w:tentative="1">
+      <w:start w:val="1"/>
+      <w:numFmt w:val="bullet"/>
+      <w:lvlText w:val=""/>
+      <w:lvlJc w:val="left"/>
+      <w:pPr>
+        <w:ind w:left="4320" w:hanging="360"/>
+      </w:pPr>
+      <w:rPr>
+        <w:rFonts w:ascii="Wingdings" w:hAnsi="Wingdings" w:hint="default"/>
+      </w:rPr>
+    </w:lvl>
+    <w:lvl w:ilvl="6" w:tplc="04090001" w:tentative="1">
+      <w:start w:val="1"/>
+      <w:numFmt w:val="bullet"/>
+      <w:lvlText w:val=""/>
+      <w:lvlJc w:val="left"/>
+      <w:pPr>
+        <w:ind w:left="5040" w:hanging="360"/>
+      </w:pPr>
+      <w:rPr>
+        <w:rFonts w:ascii="Symbol" w:hAnsi="Symbol" w:hint="default"/>
+      </w:rPr>
+    </w:lvl>
+    <w:lvl w:ilvl="7" w:tplc="04090003" w:tentative="1">
+      <w:start w:val="1"/>
+      <w:numFmt w:val="bullet"/>
+      <w:lvlText w:val="o"/>
+      <w:lvlJc w:val="left"/>
+      <w:pPr>
+        <w:ind w:left="5760" w:hanging="360"/>
+      </w:pPr>
+      <w:rPr>
+        <w:rFonts w:ascii="Courier New" w:hAnsi="Courier New" w:cs="Courier New" w:hint="default"/>
+      </w:rPr>
+    </w:lvl>
+    <w:lvl w:ilvl="8" w:tplc="04090005" w:tentative="1">
+      <w:start w:val="1"/>
+      <w:numFmt w:val="bullet"/>
+      <w:lvlText w:val=""/>
+      <w:lvlJc w:val="left"/>
+      <w:pPr>
+        <w:ind w:left="6480" w:hanging="360"/>
+      </w:pPr>
+      <w:rPr>
+        <w:rFonts w:ascii="Wingdings" w:hAnsi="Wingdings" w:hint="default"/>
+      </w:rPr>
+    </w:lvl>
+  </w:abstractNum>
+  <w:abstractNum w:abstractNumId="6" w15:restartNumberingAfterBreak="0">
+    <w:nsid w:val="18150282"/>
+    <w:multiLevelType w:val="multilevel"/>
+    <w:tmpl w:val="C77EA696"/>
+    <w:lvl w:ilvl="0">
+      <w:start w:val="1"/>
+      <w:numFmt w:val="bullet"/>
+      <w:lvlText w:val=""/>
+      <w:lvlJc w:val="left"/>
+      <w:pPr>
+        <w:tabs>
+          <w:tab w:val="num" w:pos="720"/>
+        </w:tabs>
+        <w:ind w:left="720" w:hanging="360"/>
+      </w:pPr>
+      <w:rPr>
+        <w:rFonts w:ascii="Symbol" w:hAnsi="Symbol" w:hint="default"/>
+        <w:sz w:val="20"/>
+      </w:rPr>
+    </w:lvl>
+    <w:lvl w:ilvl="1" w:tentative="1">
+      <w:start w:val="1"/>
+      <w:numFmt w:val="bullet"/>
+      <w:lvlText w:val="o"/>
+      <w:lvlJc w:val="left"/>
+      <w:pPr>
+        <w:tabs>
+          <w:tab w:val="num" w:pos="1440"/>
+        </w:tabs>
+        <w:ind w:left="1440" w:hanging="360"/>
+      </w:pPr>
+      <w:rPr>
+        <w:rFonts w:ascii="Courier New" w:hAnsi="Courier New" w:hint="default"/>
+        <w:sz w:val="20"/>
+      </w:rPr>
+    </w:lvl>
+    <w:lvl w:ilvl="2" w:tentative="1">
+      <w:start w:val="1"/>
+      <w:numFmt w:val="bullet"/>
+      <w:lvlText w:val=""/>
+      <w:lvlJc w:val="left"/>
+      <w:pPr>
+        <w:tabs>
+          <w:tab w:val="num" w:pos="2160"/>
+        </w:tabs>
+        <w:ind w:left="2160" w:hanging="360"/>
+      </w:pPr>
+      <w:rPr>
+        <w:rFonts w:ascii="Wingdings" w:hAnsi="Wingdings" w:hint="default"/>
+        <w:sz w:val="20"/>
+      </w:rPr>
+    </w:lvl>
+    <w:lvl w:ilvl="3" w:tentative="1">
+      <w:start w:val="1"/>
+      <w:numFmt w:val="bullet"/>
+      <w:lvlText w:val=""/>
+      <w:lvlJc w:val="left"/>
+      <w:pPr>
+        <w:tabs>
+          <w:tab w:val="num" w:pos="2880"/>
+        </w:tabs>
+        <w:ind w:left="2880" w:hanging="360"/>
+      </w:pPr>
+      <w:rPr>
+        <w:rFonts w:ascii="Wingdings" w:hAnsi="Wingdings" w:hint="default"/>
+        <w:sz w:val="20"/>
+      </w:rPr>
+    </w:lvl>
+    <w:lvl w:ilvl="4" w:tentative="1">
+      <w:start w:val="1"/>
+      <w:numFmt w:val="bullet"/>
+      <w:lvlText w:val=""/>
+      <w:lvlJc w:val="left"/>
+      <w:pPr>
+        <w:tabs>
+          <w:tab w:val="num" w:pos="3600"/>
+        </w:tabs>
+        <w:ind w:left="3600" w:hanging="360"/>
+      </w:pPr>
+      <w:rPr>
+        <w:rFonts w:ascii="Wingdings" w:hAnsi="Wingdings" w:hint="default"/>
+        <w:sz w:val="20"/>
+      </w:rPr>
+    </w:lvl>
+    <w:lvl w:ilvl="5" w:tentative="1">
+      <w:start w:val="1"/>
+      <w:numFmt w:val="bullet"/>
+      <w:lvlText w:val=""/>
+      <w:lvlJc w:val="left"/>
+      <w:pPr>
+        <w:tabs>
+          <w:tab w:val="num" w:pos="4320"/>
+        </w:tabs>
+        <w:ind w:left="4320" w:hanging="360"/>
+      </w:pPr>
+      <w:rPr>
+        <w:rFonts w:ascii="Wingdings" w:hAnsi="Wingdings" w:hint="default"/>
+        <w:sz w:val="20"/>
+      </w:rPr>
+    </w:lvl>
+    <w:lvl w:ilvl="6" w:tentative="1">
+      <w:start w:val="1"/>
+      <w:numFmt w:val="bullet"/>
+      <w:lvlText w:val=""/>
+      <w:lvlJc w:val="left"/>
+      <w:pPr>
+        <w:tabs>
+          <w:tab w:val="num" w:pos="5040"/>
+        </w:tabs>
+        <w:ind w:left="5040" w:hanging="360"/>
+      </w:pPr>
+      <w:rPr>
+        <w:rFonts w:ascii="Wingdings" w:hAnsi="Wingdings" w:hint="default"/>
+        <w:sz w:val="20"/>
+      </w:rPr>
+    </w:lvl>
+    <w:lvl w:ilvl="7" w:tentative="1">
+      <w:start w:val="1"/>
+      <w:numFmt w:val="bullet"/>
+      <w:lvlText w:val=""/>
+      <w:lvlJc w:val="left"/>
+      <w:pPr>
+        <w:tabs>
+          <w:tab w:val="num" w:pos="5760"/>
+        </w:tabs>
+        <w:ind w:left="5760" w:hanging="360"/>
+      </w:pPr>
+      <w:rPr>
+        <w:rFonts w:ascii="Wingdings" w:hAnsi="Wingdings" w:hint="default"/>
+        <w:sz w:val="20"/>
+      </w:rPr>
+    </w:lvl>
+    <w:lvl w:ilvl="8" w:tentative="1">
+      <w:start w:val="1"/>
+      <w:numFmt w:val="bullet"/>
+      <w:lvlText w:val=""/>
+      <w:lvlJc w:val="left"/>
+      <w:pPr>
+        <w:tabs>
+          <w:tab w:val="num" w:pos="6480"/>
+        </w:tabs>
+        <w:ind w:left="6480" w:hanging="360"/>
+      </w:pPr>
+      <w:rPr>
+        <w:rFonts w:ascii="Wingdings" w:hAnsi="Wingdings" w:hint="default"/>
+        <w:sz w:val="20"/>
+      </w:rPr>
+    </w:lvl>
+  </w:abstractNum>
+  <w:abstractNum w:abstractNumId="7" w15:restartNumberingAfterBreak="0">
+    <w:nsid w:val="2AF37647"/>
+    <w:multiLevelType w:val="multilevel"/>
+    <w:tmpl w:val="C8C022F4"/>
+    <w:lvl w:ilvl="0">
+      <w:start w:val="1"/>
+      <w:numFmt w:val="bullet"/>
+      <w:lvlText w:val=""/>
+      <w:lvlJc w:val="left"/>
+      <w:pPr>
+        <w:tabs>
+          <w:tab w:val="num" w:pos="720"/>
+        </w:tabs>
+        <w:ind w:left="720" w:hanging="360"/>
+      </w:pPr>
+      <w:rPr>
+        <w:rFonts w:ascii="Symbol" w:hAnsi="Symbol" w:hint="default"/>
+        <w:sz w:val="20"/>
+      </w:rPr>
+    </w:lvl>
+    <w:lvl w:ilvl="1" w:tentative="1">
+      <w:start w:val="1"/>
+      <w:numFmt w:val="bullet"/>
+      <w:lvlText w:val="o"/>
+      <w:lvlJc w:val="left"/>
+      <w:pPr>
+        <w:tabs>
+          <w:tab w:val="num" w:pos="1440"/>
+        </w:tabs>
+        <w:ind w:left="1440" w:hanging="360"/>
+      </w:pPr>
+      <w:rPr>
+        <w:rFonts w:ascii="Courier New" w:hAnsi="Courier New" w:hint="default"/>
+        <w:sz w:val="20"/>
+      </w:rPr>
+    </w:lvl>
+    <w:lvl w:ilvl="2" w:tentative="1">
+      <w:start w:val="1"/>
+      <w:numFmt w:val="bullet"/>
+      <w:lvlText w:val=""/>
+      <w:lvlJc w:val="left"/>
+      <w:pPr>
+        <w:tabs>
+          <w:tab w:val="num" w:pos="2160"/>
+        </w:tabs>
+        <w:ind w:left="2160" w:hanging="360"/>
+      </w:pPr>
+      <w:rPr>
+        <w:rFonts w:ascii="Wingdings" w:hAnsi="Wingdings" w:hint="default"/>
+        <w:sz w:val="20"/>
+      </w:rPr>
+    </w:lvl>
+    <w:lvl w:ilvl="3" w:tentative="1">
+      <w:start w:val="1"/>
+      <w:numFmt w:val="bullet"/>
+      <w:lvlText w:val=""/>
+      <w:lvlJc w:val="left"/>
+      <w:pPr>
+        <w:tabs>
+          <w:tab w:val="num" w:pos="2880"/>
+        </w:tabs>
+        <w:ind w:left="2880" w:hanging="360"/>
+      </w:pPr>
+      <w:rPr>
+        <w:rFonts w:ascii="Wingdings" w:hAnsi="Wingdings" w:hint="default"/>
+        <w:sz w:val="20"/>
+      </w:rPr>
+    </w:lvl>
+    <w:lvl w:ilvl="4" w:tentative="1">
+      <w:start w:val="1"/>
+      <w:numFmt w:val="bullet"/>
+      <w:lvlText w:val=""/>
+      <w:lvlJc w:val="left"/>
+      <w:pPr>
+        <w:tabs>
+          <w:tab w:val="num" w:pos="3600"/>
+        </w:tabs>
+        <w:ind w:left="3600" w:hanging="360"/>
+      </w:pPr>
+      <w:rPr>
+        <w:rFonts w:ascii="Wingdings" w:hAnsi="Wingdings" w:hint="default"/>
+        <w:sz w:val="20"/>
+      </w:rPr>
+    </w:lvl>
+    <w:lvl w:ilvl="5" w:tentative="1">
+      <w:start w:val="1"/>
+      <w:numFmt w:val="bullet"/>
+      <w:lvlText w:val=""/>
+      <w:lvlJc w:val="left"/>
+      <w:pPr>
+        <w:tabs>
+          <w:tab w:val="num" w:pos="4320"/>
+        </w:tabs>
+        <w:ind w:left="4320" w:hanging="360"/>
+      </w:pPr>
+      <w:rPr>
+        <w:rFonts w:ascii="Wingdings" w:hAnsi="Wingdings" w:hint="default"/>
+        <w:sz w:val="20"/>
+      </w:rPr>
+    </w:lvl>
+    <w:lvl w:ilvl="6" w:tentative="1">
+      <w:start w:val="1"/>
+      <w:numFmt w:val="bullet"/>
+      <w:lvlText w:val=""/>
+      <w:lvlJc w:val="left"/>
+      <w:pPr>
+        <w:tabs>
+          <w:tab w:val="num" w:pos="5040"/>
+        </w:tabs>
+        <w:ind w:left="5040" w:hanging="360"/>
+      </w:pPr>
+      <w:rPr>
+        <w:rFonts w:ascii="Wingdings" w:hAnsi="Wingdings" w:hint="default"/>
+        <w:sz w:val="20"/>
+      </w:rPr>
+    </w:lvl>
+    <w:lvl w:ilvl="7" w:tentative="1">
+      <w:start w:val="1"/>
+      <w:numFmt w:val="bullet"/>
+      <w:lvlText w:val=""/>
+      <w:lvlJc w:val="left"/>
+      <w:pPr>
+        <w:tabs>
+          <w:tab w:val="num" w:pos="5760"/>
+        </w:tabs>
+        <w:ind w:left="5760" w:hanging="360"/>
+      </w:pPr>
+      <w:rPr>
+        <w:rFonts w:ascii="Wingdings" w:hAnsi="Wingdings" w:hint="default"/>
+        <w:sz w:val="20"/>
+      </w:rPr>
+    </w:lvl>
+    <w:lvl w:ilvl="8" w:tentative="1">
+      <w:start w:val="1"/>
+      <w:numFmt w:val="bullet"/>
+      <w:lvlText w:val=""/>
+      <w:lvlJc w:val="left"/>
+      <w:pPr>
+        <w:tabs>
+          <w:tab w:val="num" w:pos="6480"/>
+        </w:tabs>
+        <w:ind w:left="6480" w:hanging="360"/>
+      </w:pPr>
+      <w:rPr>
+        <w:rFonts w:ascii="Wingdings" w:hAnsi="Wingdings" w:hint="default"/>
+        <w:sz w:val="20"/>
+      </w:rPr>
+    </w:lvl>
+  </w:abstractNum>
+  <w:abstractNum w:abstractNumId="8" w15:restartNumberingAfterBreak="0">
+    <w:nsid w:val="2BFE74B9"/>
+    <w:multiLevelType w:val="multilevel"/>
+    <w:tmpl w:val="4C48C9EC"/>
+    <w:lvl w:ilvl="0">
+      <w:start w:val="1"/>
+      <w:numFmt w:val="bullet"/>
+      <w:lvlText w:val=""/>
+      <w:lvlJc w:val="left"/>
+      <w:pPr>
+        <w:tabs>
+          <w:tab w:val="num" w:pos="720"/>
+        </w:tabs>
+        <w:ind w:left="720" w:hanging="360"/>
+      </w:pPr>
+      <w:rPr>
+        <w:rFonts w:ascii="Symbol" w:hAnsi="Symbol" w:hint="default"/>
+        <w:sz w:val="20"/>
+      </w:rPr>
+    </w:lvl>
+    <w:lvl w:ilvl="1" w:tentative="1">
+      <w:start w:val="1"/>
+      <w:numFmt w:val="bullet"/>
+      <w:lvlText w:val="o"/>
+      <w:lvlJc w:val="left"/>
+      <w:pPr>
+        <w:tabs>
+          <w:tab w:val="num" w:pos="1440"/>
+        </w:tabs>
+        <w:ind w:left="1440" w:hanging="360"/>
+      </w:pPr>
+      <w:rPr>
+        <w:rFonts w:ascii="Courier New" w:hAnsi="Courier New" w:hint="default"/>
+        <w:sz w:val="20"/>
+      </w:rPr>
+    </w:lvl>
+    <w:lvl w:ilvl="2" w:tentative="1">
+      <w:start w:val="1"/>
+      <w:numFmt w:val="bullet"/>
+      <w:lvlText w:val=""/>
+      <w:lvlJc w:val="left"/>
+      <w:pPr>
+        <w:tabs>
+          <w:tab w:val="num" w:pos="2160"/>
+        </w:tabs>
+        <w:ind w:left="2160" w:hanging="360"/>
+      </w:pPr>
+      <w:rPr>
+        <w:rFonts w:ascii="Wingdings" w:hAnsi="Wingdings" w:hint="default"/>
+        <w:sz w:val="20"/>
+      </w:rPr>
+    </w:lvl>
+    <w:lvl w:ilvl="3" w:tentative="1">
+      <w:start w:val="1"/>
+      <w:numFmt w:val="bullet"/>
+      <w:lvlText w:val=""/>
+      <w:lvlJc w:val="left"/>
+      <w:pPr>
+        <w:tabs>
+          <w:tab w:val="num" w:pos="2880"/>
+        </w:tabs>
+        <w:ind w:left="2880" w:hanging="360"/>
+      </w:pPr>
+      <w:rPr>
+        <w:rFonts w:ascii="Wingdings" w:hAnsi="Wingdings" w:hint="default"/>
+        <w:sz w:val="20"/>
+      </w:rPr>
+    </w:lvl>
+    <w:lvl w:ilvl="4" w:tentative="1">
+      <w:start w:val="1"/>
+      <w:numFmt w:val="bullet"/>
+      <w:lvlText w:val=""/>
+      <w:lvlJc w:val="left"/>
+      <w:pPr>
+        <w:tabs>
+          <w:tab w:val="num" w:pos="3600"/>
+        </w:tabs>
+        <w:ind w:left="3600" w:hanging="360"/>
+      </w:pPr>
+      <w:rPr>
+        <w:rFonts w:ascii="Wingdings" w:hAnsi="Wingdings" w:hint="default"/>
+        <w:sz w:val="20"/>
+      </w:rPr>
+    </w:lvl>
+    <w:lvl w:ilvl="5" w:tentative="1">
+      <w:start w:val="1"/>
+      <w:numFmt w:val="bullet"/>
+      <w:lvlText w:val=""/>
+      <w:lvlJc w:val="left"/>
+      <w:pPr>
+        <w:tabs>
+          <w:tab w:val="num" w:pos="4320"/>
+        </w:tabs>
+        <w:ind w:left="4320" w:hanging="360"/>
+      </w:pPr>
+      <w:rPr>
+        <w:rFonts w:ascii="Wingdings" w:hAnsi="Wingdings" w:hint="default"/>
+        <w:sz w:val="20"/>
+      </w:rPr>
+    </w:lvl>
+    <w:lvl w:ilvl="6" w:tentative="1">
+      <w:start w:val="1"/>
+      <w:numFmt w:val="bullet"/>
+      <w:lvlText w:val=""/>
+      <w:lvlJc w:val="left"/>
+      <w:pPr>
+        <w:tabs>
+          <w:tab w:val="num" w:pos="5040"/>
+        </w:tabs>
+        <w:ind w:left="5040" w:hanging="360"/>
+      </w:pPr>
+      <w:rPr>
+        <w:rFonts w:ascii="Wingdings" w:hAnsi="Wingdings" w:hint="default"/>
+        <w:sz w:val="20"/>
+      </w:rPr>
+    </w:lvl>
+    <w:lvl w:ilvl="7" w:tentative="1">
+      <w:start w:val="1"/>
+      <w:numFmt w:val="bullet"/>
+      <w:lvlText w:val=""/>
+      <w:lvlJc w:val="left"/>
+      <w:pPr>
+        <w:tabs>
+          <w:tab w:val="num" w:pos="5760"/>
+        </w:tabs>
+        <w:ind w:left="5760" w:hanging="360"/>
+      </w:pPr>
+      <w:rPr>
+        <w:rFonts w:ascii="Wingdings" w:hAnsi="Wingdings" w:hint="default"/>
+        <w:sz w:val="20"/>
+      </w:rPr>
+    </w:lvl>
+    <w:lvl w:ilvl="8" w:tentative="1">
+      <w:start w:val="1"/>
+      <w:numFmt w:val="bullet"/>
+      <w:lvlText w:val=""/>
+      <w:lvlJc w:val="left"/>
+      <w:pPr>
+        <w:tabs>
+          <w:tab w:val="num" w:pos="6480"/>
+        </w:tabs>
+        <w:ind w:left="6480" w:hanging="360"/>
+      </w:pPr>
+      <w:rPr>
+        <w:rFonts w:ascii="Wingdings" w:hAnsi="Wingdings" w:hint="default"/>
+        <w:sz w:val="20"/>
+      </w:rPr>
+    </w:lvl>
+  </w:abstractNum>
+  <w:abstractNum w:abstractNumId="9" w15:restartNumberingAfterBreak="0">
     <w:nsid w:val="31B11CB6"/>
     <w:multiLevelType w:val="multilevel"/>
     <w:tmpl w:val="4976A882"/>
@@ -463,7 +2521,233 @@
       </w:rPr>
     </w:lvl>
   </w:abstractNum>
-  <w:abstractNum w:abstractNumId="1" w15:restartNumberingAfterBreak="0">
+  <w:abstractNum w:abstractNumId="10" w15:restartNumberingAfterBreak="0">
+    <w:nsid w:val="42D0720B"/>
+    <w:multiLevelType w:val="hybridMultilevel"/>
+    <w:tmpl w:val="BF4A2CC6"/>
+    <w:lvl w:ilvl="0" w:tplc="04090001">
+      <w:start w:val="1"/>
+      <w:numFmt w:val="bullet"/>
+      <w:lvlText w:val=""/>
+      <w:lvlJc w:val="left"/>
+      <w:pPr>
+        <w:ind w:left="720" w:hanging="360"/>
+      </w:pPr>
+      <w:rPr>
+        <w:rFonts w:ascii="Symbol" w:hAnsi="Symbol" w:hint="default"/>
+      </w:rPr>
+    </w:lvl>
+    <w:lvl w:ilvl="1" w:tplc="04090003" w:tentative="1">
+      <w:start w:val="1"/>
+      <w:numFmt w:val="bullet"/>
+      <w:lvlText w:val="o"/>
+      <w:lvlJc w:val="left"/>
+      <w:pPr>
+        <w:ind w:left="1440" w:hanging="360"/>
+      </w:pPr>
+      <w:rPr>
+        <w:rFonts w:ascii="Courier New" w:hAnsi="Courier New" w:cs="Courier New" w:hint="default"/>
+      </w:rPr>
+    </w:lvl>
+    <w:lvl w:ilvl="2" w:tplc="04090005" w:tentative="1">
+      <w:start w:val="1"/>
+      <w:numFmt w:val="bullet"/>
+      <w:lvlText w:val=""/>
+      <w:lvlJc w:val="left"/>
+      <w:pPr>
+        <w:ind w:left="2160" w:hanging="360"/>
+      </w:pPr>
+      <w:rPr>
+        <w:rFonts w:ascii="Wingdings" w:hAnsi="Wingdings" w:hint="default"/>
+      </w:rPr>
+    </w:lvl>
+    <w:lvl w:ilvl="3" w:tplc="04090001" w:tentative="1">
+      <w:start w:val="1"/>
+      <w:numFmt w:val="bullet"/>
+      <w:lvlText w:val=""/>
+      <w:lvlJc w:val="left"/>
+      <w:pPr>
+        <w:ind w:left="2880" w:hanging="360"/>
+      </w:pPr>
+      <w:rPr>
+        <w:rFonts w:ascii="Symbol" w:hAnsi="Symbol" w:hint="default"/>
+      </w:rPr>
+    </w:lvl>
+    <w:lvl w:ilvl="4" w:tplc="04090003" w:tentative="1">
+      <w:start w:val="1"/>
+      <w:numFmt w:val="bullet"/>
+      <w:lvlText w:val="o"/>
+      <w:lvlJc w:val="left"/>
+      <w:pPr>
+        <w:ind w:left="3600" w:hanging="360"/>
+      </w:pPr>
+      <w:rPr>
+        <w:rFonts w:ascii="Courier New" w:hAnsi="Courier New" w:cs="Courier New" w:hint="default"/>
+      </w:rPr>
+    </w:lvl>
+    <w:lvl w:ilvl="5" w:tplc="04090005" w:tentative="1">
+      <w:start w:val="1"/>
+      <w:numFmt w:val="bullet"/>
+      <w:lvlText w:val=""/>
+      <w:lvlJc w:val="left"/>
+      <w:pPr>
+        <w:ind w:left="4320" w:hanging="360"/>
+      </w:pPr>
+      <w:rPr>
+        <w:rFonts w:ascii="Wingdings" w:hAnsi="Wingdings" w:hint="default"/>
+      </w:rPr>
+    </w:lvl>
+    <w:lvl w:ilvl="6" w:tplc="04090001" w:tentative="1">
+      <w:start w:val="1"/>
+      <w:numFmt w:val="bullet"/>
+      <w:lvlText w:val=""/>
+      <w:lvlJc w:val="left"/>
+      <w:pPr>
+        <w:ind w:left="5040" w:hanging="360"/>
+      </w:pPr>
+      <w:rPr>
+        <w:rFonts w:ascii="Symbol" w:hAnsi="Symbol" w:hint="default"/>
+      </w:rPr>
+    </w:lvl>
+    <w:lvl w:ilvl="7" w:tplc="04090003" w:tentative="1">
+      <w:start w:val="1"/>
+      <w:numFmt w:val="bullet"/>
+      <w:lvlText w:val="o"/>
+      <w:lvlJc w:val="left"/>
+      <w:pPr>
+        <w:ind w:left="5760" w:hanging="360"/>
+      </w:pPr>
+      <w:rPr>
+        <w:rFonts w:ascii="Courier New" w:hAnsi="Courier New" w:cs="Courier New" w:hint="default"/>
+      </w:rPr>
+    </w:lvl>
+    <w:lvl w:ilvl="8" w:tplc="04090005" w:tentative="1">
+      <w:start w:val="1"/>
+      <w:numFmt w:val="bullet"/>
+      <w:lvlText w:val=""/>
+      <w:lvlJc w:val="left"/>
+      <w:pPr>
+        <w:ind w:left="6480" w:hanging="360"/>
+      </w:pPr>
+      <w:rPr>
+        <w:rFonts w:ascii="Wingdings" w:hAnsi="Wingdings" w:hint="default"/>
+      </w:rPr>
+    </w:lvl>
+  </w:abstractNum>
+  <w:abstractNum w:abstractNumId="11" w15:restartNumberingAfterBreak="0">
+    <w:nsid w:val="4BAB35F1"/>
+    <w:multiLevelType w:val="hybridMultilevel"/>
+    <w:tmpl w:val="4D1C9BA6"/>
+    <w:lvl w:ilvl="0" w:tplc="04090001">
+      <w:start w:val="1"/>
+      <w:numFmt w:val="bullet"/>
+      <w:lvlText w:val=""/>
+      <w:lvlJc w:val="left"/>
+      <w:pPr>
+        <w:ind w:left="720" w:hanging="360"/>
+      </w:pPr>
+      <w:rPr>
+        <w:rFonts w:ascii="Symbol" w:hAnsi="Symbol" w:hint="default"/>
+      </w:rPr>
+    </w:lvl>
+    <w:lvl w:ilvl="1" w:tplc="04090003" w:tentative="1">
+      <w:start w:val="1"/>
+      <w:numFmt w:val="bullet"/>
+      <w:lvlText w:val="o"/>
+      <w:lvlJc w:val="left"/>
+      <w:pPr>
+        <w:ind w:left="1440" w:hanging="360"/>
+      </w:pPr>
+      <w:rPr>
+        <w:rFonts w:ascii="Courier New" w:hAnsi="Courier New" w:cs="Courier New" w:hint="default"/>
+      </w:rPr>
+    </w:lvl>
+    <w:lvl w:ilvl="2" w:tplc="04090005" w:tentative="1">
+      <w:start w:val="1"/>
+      <w:numFmt w:val="bullet"/>
+      <w:lvlText w:val=""/>
+      <w:lvlJc w:val="left"/>
+      <w:pPr>
+        <w:ind w:left="2160" w:hanging="360"/>
+      </w:pPr>
+      <w:rPr>
+        <w:rFonts w:ascii="Wingdings" w:hAnsi="Wingdings" w:hint="default"/>
+      </w:rPr>
+    </w:lvl>
+    <w:lvl w:ilvl="3" w:tplc="04090001" w:tentative="1">
+      <w:start w:val="1"/>
+      <w:numFmt w:val="bullet"/>
+      <w:lvlText w:val=""/>
+      <w:lvlJc w:val="left"/>
+      <w:pPr>
+        <w:ind w:left="2880" w:hanging="360"/>
+      </w:pPr>
+      <w:rPr>
+        <w:rFonts w:ascii="Symbol" w:hAnsi="Symbol" w:hint="default"/>
+      </w:rPr>
+    </w:lvl>
+    <w:lvl w:ilvl="4" w:tplc="04090003" w:tentative="1">
+      <w:start w:val="1"/>
+      <w:numFmt w:val="bullet"/>
+      <w:lvlText w:val="o"/>
+      <w:lvlJc w:val="left"/>
+      <w:pPr>
+        <w:ind w:left="3600" w:hanging="360"/>
+      </w:pPr>
+      <w:rPr>
+        <w:rFonts w:ascii="Courier New" w:hAnsi="Courier New" w:cs="Courier New" w:hint="default"/>
+      </w:rPr>
+    </w:lvl>
+    <w:lvl w:ilvl="5" w:tplc="04090005" w:tentative="1">
+      <w:start w:val="1"/>
+      <w:numFmt w:val="bullet"/>
+      <w:lvlText w:val=""/>
+      <w:lvlJc w:val="left"/>
+      <w:pPr>
+        <w:ind w:left="4320" w:hanging="360"/>
+      </w:pPr>
+      <w:rPr>
+        <w:rFonts w:ascii="Wingdings" w:hAnsi="Wingdings" w:hint="default"/>
+      </w:rPr>
+    </w:lvl>
+    <w:lvl w:ilvl="6" w:tplc="04090001" w:tentative="1">
+      <w:start w:val="1"/>
+      <w:numFmt w:val="bullet"/>
+      <w:lvlText w:val=""/>
+      <w:lvlJc w:val="left"/>
+      <w:pPr>
+        <w:ind w:left="5040" w:hanging="360"/>
+      </w:pPr>
+      <w:rPr>
+        <w:rFonts w:ascii="Symbol" w:hAnsi="Symbol" w:hint="default"/>
+      </w:rPr>
+    </w:lvl>
+    <w:lvl w:ilvl="7" w:tplc="04090003" w:tentative="1">
+      <w:start w:val="1"/>
+      <w:numFmt w:val="bullet"/>
+      <w:lvlText w:val="o"/>
+      <w:lvlJc w:val="left"/>
+      <w:pPr>
+        <w:ind w:left="5760" w:hanging="360"/>
+      </w:pPr>
+      <w:rPr>
+        <w:rFonts w:ascii="Courier New" w:hAnsi="Courier New" w:cs="Courier New" w:hint="default"/>
+      </w:rPr>
+    </w:lvl>
+    <w:lvl w:ilvl="8" w:tplc="04090005" w:tentative="1">
+      <w:start w:val="1"/>
+      <w:numFmt w:val="bullet"/>
+      <w:lvlText w:val=""/>
+      <w:lvlJc w:val="left"/>
+      <w:pPr>
+        <w:ind w:left="6480" w:hanging="360"/>
+      </w:pPr>
+      <w:rPr>
+        <w:rFonts w:ascii="Wingdings" w:hAnsi="Wingdings" w:hint="default"/>
+      </w:rPr>
+    </w:lvl>
+  </w:abstractNum>
+  <w:abstractNum w:abstractNumId="12" w15:restartNumberingAfterBreak="0">
     <w:nsid w:val="5A1D6466"/>
     <w:multiLevelType w:val="multilevel"/>
     <w:tmpl w:val="F7B47EF2"/>
@@ -612,7 +2896,752 @@
       </w:rPr>
     </w:lvl>
   </w:abstractNum>
-  <w:abstractNum w:abstractNumId="2" w15:restartNumberingAfterBreak="0">
+  <w:abstractNum w:abstractNumId="13" w15:restartNumberingAfterBreak="0">
+    <w:nsid w:val="5D886D2C"/>
+    <w:multiLevelType w:val="multilevel"/>
+    <w:tmpl w:val="06DED304"/>
+    <w:lvl w:ilvl="0">
+      <w:start w:val="1"/>
+      <w:numFmt w:val="bullet"/>
+      <w:lvlText w:val=""/>
+      <w:lvlJc w:val="left"/>
+      <w:pPr>
+        <w:tabs>
+          <w:tab w:val="num" w:pos="720"/>
+        </w:tabs>
+        <w:ind w:left="720" w:hanging="360"/>
+      </w:pPr>
+      <w:rPr>
+        <w:rFonts w:ascii="Symbol" w:hAnsi="Symbol" w:hint="default"/>
+        <w:sz w:val="20"/>
+      </w:rPr>
+    </w:lvl>
+    <w:lvl w:ilvl="1" w:tentative="1">
+      <w:start w:val="1"/>
+      <w:numFmt w:val="bullet"/>
+      <w:lvlText w:val="o"/>
+      <w:lvlJc w:val="left"/>
+      <w:pPr>
+        <w:tabs>
+          <w:tab w:val="num" w:pos="1440"/>
+        </w:tabs>
+        <w:ind w:left="1440" w:hanging="360"/>
+      </w:pPr>
+      <w:rPr>
+        <w:rFonts w:ascii="Courier New" w:hAnsi="Courier New" w:hint="default"/>
+        <w:sz w:val="20"/>
+      </w:rPr>
+    </w:lvl>
+    <w:lvl w:ilvl="2" w:tentative="1">
+      <w:start w:val="1"/>
+      <w:numFmt w:val="bullet"/>
+      <w:lvlText w:val=""/>
+      <w:lvlJc w:val="left"/>
+      <w:pPr>
+        <w:tabs>
+          <w:tab w:val="num" w:pos="2160"/>
+        </w:tabs>
+        <w:ind w:left="2160" w:hanging="360"/>
+      </w:pPr>
+      <w:rPr>
+        <w:rFonts w:ascii="Wingdings" w:hAnsi="Wingdings" w:hint="default"/>
+        <w:sz w:val="20"/>
+      </w:rPr>
+    </w:lvl>
+    <w:lvl w:ilvl="3" w:tentative="1">
+      <w:start w:val="1"/>
+      <w:numFmt w:val="bullet"/>
+      <w:lvlText w:val=""/>
+      <w:lvlJc w:val="left"/>
+      <w:pPr>
+        <w:tabs>
+          <w:tab w:val="num" w:pos="2880"/>
+        </w:tabs>
+        <w:ind w:left="2880" w:hanging="360"/>
+      </w:pPr>
+      <w:rPr>
+        <w:rFonts w:ascii="Wingdings" w:hAnsi="Wingdings" w:hint="default"/>
+        <w:sz w:val="20"/>
+      </w:rPr>
+    </w:lvl>
+    <w:lvl w:ilvl="4" w:tentative="1">
+      <w:start w:val="1"/>
+      <w:numFmt w:val="bullet"/>
+      <w:lvlText w:val=""/>
+      <w:lvlJc w:val="left"/>
+      <w:pPr>
+        <w:tabs>
+          <w:tab w:val="num" w:pos="3600"/>
+        </w:tabs>
+        <w:ind w:left="3600" w:hanging="360"/>
+      </w:pPr>
+      <w:rPr>
+        <w:rFonts w:ascii="Wingdings" w:hAnsi="Wingdings" w:hint="default"/>
+        <w:sz w:val="20"/>
+      </w:rPr>
+    </w:lvl>
+    <w:lvl w:ilvl="5" w:tentative="1">
+      <w:start w:val="1"/>
+      <w:numFmt w:val="bullet"/>
+      <w:lvlText w:val=""/>
+      <w:lvlJc w:val="left"/>
+      <w:pPr>
+        <w:tabs>
+          <w:tab w:val="num" w:pos="4320"/>
+        </w:tabs>
+        <w:ind w:left="4320" w:hanging="360"/>
+      </w:pPr>
+      <w:rPr>
+        <w:rFonts w:ascii="Wingdings" w:hAnsi="Wingdings" w:hint="default"/>
+        <w:sz w:val="20"/>
+      </w:rPr>
+    </w:lvl>
+    <w:lvl w:ilvl="6" w:tentative="1">
+      <w:start w:val="1"/>
+      <w:numFmt w:val="bullet"/>
+      <w:lvlText w:val=""/>
+      <w:lvlJc w:val="left"/>
+      <w:pPr>
+        <w:tabs>
+          <w:tab w:val="num" w:pos="5040"/>
+        </w:tabs>
+        <w:ind w:left="5040" w:hanging="360"/>
+      </w:pPr>
+      <w:rPr>
+        <w:rFonts w:ascii="Wingdings" w:hAnsi="Wingdings" w:hint="default"/>
+        <w:sz w:val="20"/>
+      </w:rPr>
+    </w:lvl>
+    <w:lvl w:ilvl="7" w:tentative="1">
+      <w:start w:val="1"/>
+      <w:numFmt w:val="bullet"/>
+      <w:lvlText w:val=""/>
+      <w:lvlJc w:val="left"/>
+      <w:pPr>
+        <w:tabs>
+          <w:tab w:val="num" w:pos="5760"/>
+        </w:tabs>
+        <w:ind w:left="5760" w:hanging="360"/>
+      </w:pPr>
+      <w:rPr>
+        <w:rFonts w:ascii="Wingdings" w:hAnsi="Wingdings" w:hint="default"/>
+        <w:sz w:val="20"/>
+      </w:rPr>
+    </w:lvl>
+    <w:lvl w:ilvl="8" w:tentative="1">
+      <w:start w:val="1"/>
+      <w:numFmt w:val="bullet"/>
+      <w:lvlText w:val=""/>
+      <w:lvlJc w:val="left"/>
+      <w:pPr>
+        <w:tabs>
+          <w:tab w:val="num" w:pos="6480"/>
+        </w:tabs>
+        <w:ind w:left="6480" w:hanging="360"/>
+      </w:pPr>
+      <w:rPr>
+        <w:rFonts w:ascii="Wingdings" w:hAnsi="Wingdings" w:hint="default"/>
+        <w:sz w:val="20"/>
+      </w:rPr>
+    </w:lvl>
+  </w:abstractNum>
+  <w:abstractNum w:abstractNumId="14" w15:restartNumberingAfterBreak="0">
+    <w:nsid w:val="61B64ED1"/>
+    <w:multiLevelType w:val="multilevel"/>
+    <w:tmpl w:val="D696C524"/>
+    <w:lvl w:ilvl="0">
+      <w:start w:val="1"/>
+      <w:numFmt w:val="bullet"/>
+      <w:lvlText w:val=""/>
+      <w:lvlJc w:val="left"/>
+      <w:pPr>
+        <w:tabs>
+          <w:tab w:val="num" w:pos="720"/>
+        </w:tabs>
+        <w:ind w:left="720" w:hanging="360"/>
+      </w:pPr>
+      <w:rPr>
+        <w:rFonts w:ascii="Symbol" w:hAnsi="Symbol" w:hint="default"/>
+        <w:sz w:val="20"/>
+      </w:rPr>
+    </w:lvl>
+    <w:lvl w:ilvl="1" w:tentative="1">
+      <w:start w:val="1"/>
+      <w:numFmt w:val="bullet"/>
+      <w:lvlText w:val="o"/>
+      <w:lvlJc w:val="left"/>
+      <w:pPr>
+        <w:tabs>
+          <w:tab w:val="num" w:pos="1440"/>
+        </w:tabs>
+        <w:ind w:left="1440" w:hanging="360"/>
+      </w:pPr>
+      <w:rPr>
+        <w:rFonts w:ascii="Courier New" w:hAnsi="Courier New" w:hint="default"/>
+        <w:sz w:val="20"/>
+      </w:rPr>
+    </w:lvl>
+    <w:lvl w:ilvl="2" w:tentative="1">
+      <w:start w:val="1"/>
+      <w:numFmt w:val="bullet"/>
+      <w:lvlText w:val=""/>
+      <w:lvlJc w:val="left"/>
+      <w:pPr>
+        <w:tabs>
+          <w:tab w:val="num" w:pos="2160"/>
+        </w:tabs>
+        <w:ind w:left="2160" w:hanging="360"/>
+      </w:pPr>
+      <w:rPr>
+        <w:rFonts w:ascii="Wingdings" w:hAnsi="Wingdings" w:hint="default"/>
+        <w:sz w:val="20"/>
+      </w:rPr>
+    </w:lvl>
+    <w:lvl w:ilvl="3" w:tentative="1">
+      <w:start w:val="1"/>
+      <w:numFmt w:val="bullet"/>
+      <w:lvlText w:val=""/>
+      <w:lvlJc w:val="left"/>
+      <w:pPr>
+        <w:tabs>
+          <w:tab w:val="num" w:pos="2880"/>
+        </w:tabs>
+        <w:ind w:left="2880" w:hanging="360"/>
+      </w:pPr>
+      <w:rPr>
+        <w:rFonts w:ascii="Wingdings" w:hAnsi="Wingdings" w:hint="default"/>
+        <w:sz w:val="20"/>
+      </w:rPr>
+    </w:lvl>
+    <w:lvl w:ilvl="4" w:tentative="1">
+      <w:start w:val="1"/>
+      <w:numFmt w:val="bullet"/>
+      <w:lvlText w:val=""/>
+      <w:lvlJc w:val="left"/>
+      <w:pPr>
+        <w:tabs>
+          <w:tab w:val="num" w:pos="3600"/>
+        </w:tabs>
+        <w:ind w:left="3600" w:hanging="360"/>
+      </w:pPr>
+      <w:rPr>
+        <w:rFonts w:ascii="Wingdings" w:hAnsi="Wingdings" w:hint="default"/>
+        <w:sz w:val="20"/>
+      </w:rPr>
+    </w:lvl>
+    <w:lvl w:ilvl="5" w:tentative="1">
+      <w:start w:val="1"/>
+      <w:numFmt w:val="bullet"/>
+      <w:lvlText w:val=""/>
+      <w:lvlJc w:val="left"/>
+      <w:pPr>
+        <w:tabs>
+          <w:tab w:val="num" w:pos="4320"/>
+        </w:tabs>
+        <w:ind w:left="4320" w:hanging="360"/>
+      </w:pPr>
+      <w:rPr>
+        <w:rFonts w:ascii="Wingdings" w:hAnsi="Wingdings" w:hint="default"/>
+        <w:sz w:val="20"/>
+      </w:rPr>
+    </w:lvl>
+    <w:lvl w:ilvl="6" w:tentative="1">
+      <w:start w:val="1"/>
+      <w:numFmt w:val="bullet"/>
+      <w:lvlText w:val=""/>
+      <w:lvlJc w:val="left"/>
+      <w:pPr>
+        <w:tabs>
+          <w:tab w:val="num" w:pos="5040"/>
+        </w:tabs>
+        <w:ind w:left="5040" w:hanging="360"/>
+      </w:pPr>
+      <w:rPr>
+        <w:rFonts w:ascii="Wingdings" w:hAnsi="Wingdings" w:hint="default"/>
+        <w:sz w:val="20"/>
+      </w:rPr>
+    </w:lvl>
+    <w:lvl w:ilvl="7" w:tentative="1">
+      <w:start w:val="1"/>
+      <w:numFmt w:val="bullet"/>
+      <w:lvlText w:val=""/>
+      <w:lvlJc w:val="left"/>
+      <w:pPr>
+        <w:tabs>
+          <w:tab w:val="num" w:pos="5760"/>
+        </w:tabs>
+        <w:ind w:left="5760" w:hanging="360"/>
+      </w:pPr>
+      <w:rPr>
+        <w:rFonts w:ascii="Wingdings" w:hAnsi="Wingdings" w:hint="default"/>
+        <w:sz w:val="20"/>
+      </w:rPr>
+    </w:lvl>
+    <w:lvl w:ilvl="8" w:tentative="1">
+      <w:start w:val="1"/>
+      <w:numFmt w:val="bullet"/>
+      <w:lvlText w:val=""/>
+      <w:lvlJc w:val="left"/>
+      <w:pPr>
+        <w:tabs>
+          <w:tab w:val="num" w:pos="6480"/>
+        </w:tabs>
+        <w:ind w:left="6480" w:hanging="360"/>
+      </w:pPr>
+      <w:rPr>
+        <w:rFonts w:ascii="Wingdings" w:hAnsi="Wingdings" w:hint="default"/>
+        <w:sz w:val="20"/>
+      </w:rPr>
+    </w:lvl>
+  </w:abstractNum>
+  <w:abstractNum w:abstractNumId="15" w15:restartNumberingAfterBreak="0">
+    <w:nsid w:val="638C4E7B"/>
+    <w:multiLevelType w:val="multilevel"/>
+    <w:tmpl w:val="06E84AC8"/>
+    <w:lvl w:ilvl="0">
+      <w:start w:val="1"/>
+      <w:numFmt w:val="bullet"/>
+      <w:lvlText w:val=""/>
+      <w:lvlJc w:val="left"/>
+      <w:pPr>
+        <w:tabs>
+          <w:tab w:val="num" w:pos="720"/>
+        </w:tabs>
+        <w:ind w:left="720" w:hanging="360"/>
+      </w:pPr>
+      <w:rPr>
+        <w:rFonts w:ascii="Symbol" w:hAnsi="Symbol" w:hint="default"/>
+        <w:sz w:val="20"/>
+      </w:rPr>
+    </w:lvl>
+    <w:lvl w:ilvl="1" w:tentative="1">
+      <w:start w:val="1"/>
+      <w:numFmt w:val="bullet"/>
+      <w:lvlText w:val="o"/>
+      <w:lvlJc w:val="left"/>
+      <w:pPr>
+        <w:tabs>
+          <w:tab w:val="num" w:pos="1440"/>
+        </w:tabs>
+        <w:ind w:left="1440" w:hanging="360"/>
+      </w:pPr>
+      <w:rPr>
+        <w:rFonts w:ascii="Courier New" w:hAnsi="Courier New" w:hint="default"/>
+        <w:sz w:val="20"/>
+      </w:rPr>
+    </w:lvl>
+    <w:lvl w:ilvl="2" w:tentative="1">
+      <w:start w:val="1"/>
+      <w:numFmt w:val="bullet"/>
+      <w:lvlText w:val=""/>
+      <w:lvlJc w:val="left"/>
+      <w:pPr>
+        <w:tabs>
+          <w:tab w:val="num" w:pos="2160"/>
+        </w:tabs>
+        <w:ind w:left="2160" w:hanging="360"/>
+      </w:pPr>
+      <w:rPr>
+        <w:rFonts w:ascii="Wingdings" w:hAnsi="Wingdings" w:hint="default"/>
+        <w:sz w:val="20"/>
+      </w:rPr>
+    </w:lvl>
+    <w:lvl w:ilvl="3" w:tentative="1">
+      <w:start w:val="1"/>
+      <w:numFmt w:val="bullet"/>
+      <w:lvlText w:val=""/>
+      <w:lvlJc w:val="left"/>
+      <w:pPr>
+        <w:tabs>
+          <w:tab w:val="num" w:pos="2880"/>
+        </w:tabs>
+        <w:ind w:left="2880" w:hanging="360"/>
+      </w:pPr>
+      <w:rPr>
+        <w:rFonts w:ascii="Wingdings" w:hAnsi="Wingdings" w:hint="default"/>
+        <w:sz w:val="20"/>
+      </w:rPr>
+    </w:lvl>
+    <w:lvl w:ilvl="4" w:tentative="1">
+      <w:start w:val="1"/>
+      <w:numFmt w:val="bullet"/>
+      <w:lvlText w:val=""/>
+      <w:lvlJc w:val="left"/>
+      <w:pPr>
+        <w:tabs>
+          <w:tab w:val="num" w:pos="3600"/>
+        </w:tabs>
+        <w:ind w:left="3600" w:hanging="360"/>
+      </w:pPr>
+      <w:rPr>
+        <w:rFonts w:ascii="Wingdings" w:hAnsi="Wingdings" w:hint="default"/>
+        <w:sz w:val="20"/>
+      </w:rPr>
+    </w:lvl>
+    <w:lvl w:ilvl="5" w:tentative="1">
+      <w:start w:val="1"/>
+      <w:numFmt w:val="bullet"/>
+      <w:lvlText w:val=""/>
+      <w:lvlJc w:val="left"/>
+      <w:pPr>
+        <w:tabs>
+          <w:tab w:val="num" w:pos="4320"/>
+        </w:tabs>
+        <w:ind w:left="4320" w:hanging="360"/>
+      </w:pPr>
+      <w:rPr>
+        <w:rFonts w:ascii="Wingdings" w:hAnsi="Wingdings" w:hint="default"/>
+        <w:sz w:val="20"/>
+      </w:rPr>
+    </w:lvl>
+    <w:lvl w:ilvl="6" w:tentative="1">
+      <w:start w:val="1"/>
+      <w:numFmt w:val="bullet"/>
+      <w:lvlText w:val=""/>
+      <w:lvlJc w:val="left"/>
+      <w:pPr>
+        <w:tabs>
+          <w:tab w:val="num" w:pos="5040"/>
+        </w:tabs>
+        <w:ind w:left="5040" w:hanging="360"/>
+      </w:pPr>
+      <w:rPr>
+        <w:rFonts w:ascii="Wingdings" w:hAnsi="Wingdings" w:hint="default"/>
+        <w:sz w:val="20"/>
+      </w:rPr>
+    </w:lvl>
+    <w:lvl w:ilvl="7" w:tentative="1">
+      <w:start w:val="1"/>
+      <w:numFmt w:val="bullet"/>
+      <w:lvlText w:val=""/>
+      <w:lvlJc w:val="left"/>
+      <w:pPr>
+        <w:tabs>
+          <w:tab w:val="num" w:pos="5760"/>
+        </w:tabs>
+        <w:ind w:left="5760" w:hanging="360"/>
+      </w:pPr>
+      <w:rPr>
+        <w:rFonts w:ascii="Wingdings" w:hAnsi="Wingdings" w:hint="default"/>
+        <w:sz w:val="20"/>
+      </w:rPr>
+    </w:lvl>
+    <w:lvl w:ilvl="8" w:tentative="1">
+      <w:start w:val="1"/>
+      <w:numFmt w:val="bullet"/>
+      <w:lvlText w:val=""/>
+      <w:lvlJc w:val="left"/>
+      <w:pPr>
+        <w:tabs>
+          <w:tab w:val="num" w:pos="6480"/>
+        </w:tabs>
+        <w:ind w:left="6480" w:hanging="360"/>
+      </w:pPr>
+      <w:rPr>
+        <w:rFonts w:ascii="Wingdings" w:hAnsi="Wingdings" w:hint="default"/>
+        <w:sz w:val="20"/>
+      </w:rPr>
+    </w:lvl>
+  </w:abstractNum>
+  <w:abstractNum w:abstractNumId="16" w15:restartNumberingAfterBreak="0">
+    <w:nsid w:val="65AF42E1"/>
+    <w:multiLevelType w:val="multilevel"/>
+    <w:tmpl w:val="09C2D136"/>
+    <w:lvl w:ilvl="0">
+      <w:start w:val="1"/>
+      <w:numFmt w:val="bullet"/>
+      <w:lvlText w:val=""/>
+      <w:lvlJc w:val="left"/>
+      <w:pPr>
+        <w:tabs>
+          <w:tab w:val="num" w:pos="720"/>
+        </w:tabs>
+        <w:ind w:left="720" w:hanging="360"/>
+      </w:pPr>
+      <w:rPr>
+        <w:rFonts w:ascii="Symbol" w:hAnsi="Symbol" w:hint="default"/>
+        <w:sz w:val="20"/>
+      </w:rPr>
+    </w:lvl>
+    <w:lvl w:ilvl="1" w:tentative="1">
+      <w:start w:val="1"/>
+      <w:numFmt w:val="bullet"/>
+      <w:lvlText w:val="o"/>
+      <w:lvlJc w:val="left"/>
+      <w:pPr>
+        <w:tabs>
+          <w:tab w:val="num" w:pos="1440"/>
+        </w:tabs>
+        <w:ind w:left="1440" w:hanging="360"/>
+      </w:pPr>
+      <w:rPr>
+        <w:rFonts w:ascii="Courier New" w:hAnsi="Courier New" w:hint="default"/>
+        <w:sz w:val="20"/>
+      </w:rPr>
+    </w:lvl>
+    <w:lvl w:ilvl="2" w:tentative="1">
+      <w:start w:val="1"/>
+      <w:numFmt w:val="bullet"/>
+      <w:lvlText w:val=""/>
+      <w:lvlJc w:val="left"/>
+      <w:pPr>
+        <w:tabs>
+          <w:tab w:val="num" w:pos="2160"/>
+        </w:tabs>
+        <w:ind w:left="2160" w:hanging="360"/>
+      </w:pPr>
+      <w:rPr>
+        <w:rFonts w:ascii="Wingdings" w:hAnsi="Wingdings" w:hint="default"/>
+        <w:sz w:val="20"/>
+      </w:rPr>
+    </w:lvl>
+    <w:lvl w:ilvl="3" w:tentative="1">
+      <w:start w:val="1"/>
+      <w:numFmt w:val="bullet"/>
+      <w:lvlText w:val=""/>
+      <w:lvlJc w:val="left"/>
+      <w:pPr>
+        <w:tabs>
+          <w:tab w:val="num" w:pos="2880"/>
+        </w:tabs>
+        <w:ind w:left="2880" w:hanging="360"/>
+      </w:pPr>
+      <w:rPr>
+        <w:rFonts w:ascii="Wingdings" w:hAnsi="Wingdings" w:hint="default"/>
+        <w:sz w:val="20"/>
+      </w:rPr>
+    </w:lvl>
+    <w:lvl w:ilvl="4" w:tentative="1">
+      <w:start w:val="1"/>
+      <w:numFmt w:val="bullet"/>
+      <w:lvlText w:val=""/>
+      <w:lvlJc w:val="left"/>
+      <w:pPr>
+        <w:tabs>
+          <w:tab w:val="num" w:pos="3600"/>
+        </w:tabs>
+        <w:ind w:left="3600" w:hanging="360"/>
+      </w:pPr>
+      <w:rPr>
+        <w:rFonts w:ascii="Wingdings" w:hAnsi="Wingdings" w:hint="default"/>
+        <w:sz w:val="20"/>
+      </w:rPr>
+    </w:lvl>
+    <w:lvl w:ilvl="5" w:tentative="1">
+      <w:start w:val="1"/>
+      <w:numFmt w:val="bullet"/>
+      <w:lvlText w:val=""/>
+      <w:lvlJc w:val="left"/>
+      <w:pPr>
+        <w:tabs>
+          <w:tab w:val="num" w:pos="4320"/>
+        </w:tabs>
+        <w:ind w:left="4320" w:hanging="360"/>
+      </w:pPr>
+      <w:rPr>
+        <w:rFonts w:ascii="Wingdings" w:hAnsi="Wingdings" w:hint="default"/>
+        <w:sz w:val="20"/>
+      </w:rPr>
+    </w:lvl>
+    <w:lvl w:ilvl="6" w:tentative="1">
+      <w:start w:val="1"/>
+      <w:numFmt w:val="bullet"/>
+      <w:lvlText w:val=""/>
+      <w:lvlJc w:val="left"/>
+      <w:pPr>
+        <w:tabs>
+          <w:tab w:val="num" w:pos="5040"/>
+        </w:tabs>
+        <w:ind w:left="5040" w:hanging="360"/>
+      </w:pPr>
+      <w:rPr>
+        <w:rFonts w:ascii="Wingdings" w:hAnsi="Wingdings" w:hint="default"/>
+        <w:sz w:val="20"/>
+      </w:rPr>
+    </w:lvl>
+    <w:lvl w:ilvl="7" w:tentative="1">
+      <w:start w:val="1"/>
+      <w:numFmt w:val="bullet"/>
+      <w:lvlText w:val=""/>
+      <w:lvlJc w:val="left"/>
+      <w:pPr>
+        <w:tabs>
+          <w:tab w:val="num" w:pos="5760"/>
+        </w:tabs>
+        <w:ind w:left="5760" w:hanging="360"/>
+      </w:pPr>
+      <w:rPr>
+        <w:rFonts w:ascii="Wingdings" w:hAnsi="Wingdings" w:hint="default"/>
+        <w:sz w:val="20"/>
+      </w:rPr>
+    </w:lvl>
+    <w:lvl w:ilvl="8" w:tentative="1">
+      <w:start w:val="1"/>
+      <w:numFmt w:val="bullet"/>
+      <w:lvlText w:val=""/>
+      <w:lvlJc w:val="left"/>
+      <w:pPr>
+        <w:tabs>
+          <w:tab w:val="num" w:pos="6480"/>
+        </w:tabs>
+        <w:ind w:left="6480" w:hanging="360"/>
+      </w:pPr>
+      <w:rPr>
+        <w:rFonts w:ascii="Wingdings" w:hAnsi="Wingdings" w:hint="default"/>
+        <w:sz w:val="20"/>
+      </w:rPr>
+    </w:lvl>
+  </w:abstractNum>
+  <w:abstractNum w:abstractNumId="17" w15:restartNumberingAfterBreak="0">
+    <w:nsid w:val="742328BE"/>
+    <w:multiLevelType w:val="multilevel"/>
+    <w:tmpl w:val="5FC6874A"/>
+    <w:lvl w:ilvl="0">
+      <w:start w:val="1"/>
+      <w:numFmt w:val="bullet"/>
+      <w:lvlText w:val=""/>
+      <w:lvlJc w:val="left"/>
+      <w:pPr>
+        <w:tabs>
+          <w:tab w:val="num" w:pos="720"/>
+        </w:tabs>
+        <w:ind w:left="720" w:hanging="360"/>
+      </w:pPr>
+      <w:rPr>
+        <w:rFonts w:ascii="Symbol" w:hAnsi="Symbol" w:hint="default"/>
+        <w:sz w:val="20"/>
+      </w:rPr>
+    </w:lvl>
+    <w:lvl w:ilvl="1" w:tentative="1">
+      <w:start w:val="1"/>
+      <w:numFmt w:val="bullet"/>
+      <w:lvlText w:val="o"/>
+      <w:lvlJc w:val="left"/>
+      <w:pPr>
+        <w:tabs>
+          <w:tab w:val="num" w:pos="1440"/>
+        </w:tabs>
+        <w:ind w:left="1440" w:hanging="360"/>
+      </w:pPr>
+      <w:rPr>
+        <w:rFonts w:ascii="Courier New" w:hAnsi="Courier New" w:hint="default"/>
+        <w:sz w:val="20"/>
+      </w:rPr>
+    </w:lvl>
+    <w:lvl w:ilvl="2" w:tentative="1">
+      <w:start w:val="1"/>
+      <w:numFmt w:val="bullet"/>
+      <w:lvlText w:val=""/>
+      <w:lvlJc w:val="left"/>
+      <w:pPr>
+        <w:tabs>
+          <w:tab w:val="num" w:pos="2160"/>
+        </w:tabs>
+        <w:ind w:left="2160" w:hanging="360"/>
+      </w:pPr>
+      <w:rPr>
+        <w:rFonts w:ascii="Wingdings" w:hAnsi="Wingdings" w:hint="default"/>
+        <w:sz w:val="20"/>
+      </w:rPr>
+    </w:lvl>
+    <w:lvl w:ilvl="3" w:tentative="1">
+      <w:start w:val="1"/>
+      <w:numFmt w:val="bullet"/>
+      <w:lvlText w:val=""/>
+      <w:lvlJc w:val="left"/>
+      <w:pPr>
+        <w:tabs>
+          <w:tab w:val="num" w:pos="2880"/>
+        </w:tabs>
+        <w:ind w:left="2880" w:hanging="360"/>
+      </w:pPr>
+      <w:rPr>
+        <w:rFonts w:ascii="Wingdings" w:hAnsi="Wingdings" w:hint="default"/>
+        <w:sz w:val="20"/>
+      </w:rPr>
+    </w:lvl>
+    <w:lvl w:ilvl="4" w:tentative="1">
+      <w:start w:val="1"/>
+      <w:numFmt w:val="bullet"/>
+      <w:lvlText w:val=""/>
+      <w:lvlJc w:val="left"/>
+      <w:pPr>
+        <w:tabs>
+          <w:tab w:val="num" w:pos="3600"/>
+        </w:tabs>
+        <w:ind w:left="3600" w:hanging="360"/>
+      </w:pPr>
+      <w:rPr>
+        <w:rFonts w:ascii="Wingdings" w:hAnsi="Wingdings" w:hint="default"/>
+        <w:sz w:val="20"/>
+      </w:rPr>
+    </w:lvl>
+    <w:lvl w:ilvl="5" w:tentative="1">
+      <w:start w:val="1"/>
+      <w:numFmt w:val="bullet"/>
+      <w:lvlText w:val=""/>
+      <w:lvlJc w:val="left"/>
+      <w:pPr>
+        <w:tabs>
+          <w:tab w:val="num" w:pos="4320"/>
+        </w:tabs>
+        <w:ind w:left="4320" w:hanging="360"/>
+      </w:pPr>
+      <w:rPr>
+        <w:rFonts w:ascii="Wingdings" w:hAnsi="Wingdings" w:hint="default"/>
+        <w:sz w:val="20"/>
+      </w:rPr>
+    </w:lvl>
+    <w:lvl w:ilvl="6" w:tentative="1">
+      <w:start w:val="1"/>
+      <w:numFmt w:val="bullet"/>
+      <w:lvlText w:val=""/>
+      <w:lvlJc w:val="left"/>
+      <w:pPr>
+        <w:tabs>
+          <w:tab w:val="num" w:pos="5040"/>
+        </w:tabs>
+        <w:ind w:left="5040" w:hanging="360"/>
+      </w:pPr>
+      <w:rPr>
+        <w:rFonts w:ascii="Wingdings" w:hAnsi="Wingdings" w:hint="default"/>
+        <w:sz w:val="20"/>
+      </w:rPr>
+    </w:lvl>
+    <w:lvl w:ilvl="7" w:tentative="1">
+      <w:start w:val="1"/>
+      <w:numFmt w:val="bullet"/>
+      <w:lvlText w:val=""/>
+      <w:lvlJc w:val="left"/>
+      <w:pPr>
+        <w:tabs>
+          <w:tab w:val="num" w:pos="5760"/>
+        </w:tabs>
+        <w:ind w:left="5760" w:hanging="360"/>
+      </w:pPr>
+      <w:rPr>
+        <w:rFonts w:ascii="Wingdings" w:hAnsi="Wingdings" w:hint="default"/>
+        <w:sz w:val="20"/>
+      </w:rPr>
+    </w:lvl>
+    <w:lvl w:ilvl="8" w:tentative="1">
+      <w:start w:val="1"/>
+      <w:numFmt w:val="bullet"/>
+      <w:lvlText w:val=""/>
+      <w:lvlJc w:val="left"/>
+      <w:pPr>
+        <w:tabs>
+          <w:tab w:val="num" w:pos="6480"/>
+        </w:tabs>
+        <w:ind w:left="6480" w:hanging="360"/>
+      </w:pPr>
+      <w:rPr>
+        <w:rFonts w:ascii="Wingdings" w:hAnsi="Wingdings" w:hint="default"/>
+        <w:sz w:val="20"/>
+      </w:rPr>
+    </w:lvl>
+  </w:abstractNum>
+  <w:abstractNum w:abstractNumId="18" w15:restartNumberingAfterBreak="0">
     <w:nsid w:val="79EC3856"/>
     <w:multiLevelType w:val="multilevel"/>
     <w:tmpl w:val="F36E5132"/>
@@ -761,14 +3790,214 @@
       </w:rPr>
     </w:lvl>
   </w:abstractNum>
+  <w:abstractNum w:abstractNumId="19" w15:restartNumberingAfterBreak="0">
+    <w:nsid w:val="7BA83A05"/>
+    <w:multiLevelType w:val="multilevel"/>
+    <w:tmpl w:val="40068EA0"/>
+    <w:lvl w:ilvl="0">
+      <w:start w:val="1"/>
+      <w:numFmt w:val="bullet"/>
+      <w:lvlText w:val=""/>
+      <w:lvlJc w:val="left"/>
+      <w:pPr>
+        <w:tabs>
+          <w:tab w:val="num" w:pos="720"/>
+        </w:tabs>
+        <w:ind w:left="720" w:hanging="360"/>
+      </w:pPr>
+      <w:rPr>
+        <w:rFonts w:ascii="Symbol" w:hAnsi="Symbol" w:hint="default"/>
+        <w:sz w:val="20"/>
+      </w:rPr>
+    </w:lvl>
+    <w:lvl w:ilvl="1" w:tentative="1">
+      <w:start w:val="1"/>
+      <w:numFmt w:val="bullet"/>
+      <w:lvlText w:val="o"/>
+      <w:lvlJc w:val="left"/>
+      <w:pPr>
+        <w:tabs>
+          <w:tab w:val="num" w:pos="1440"/>
+        </w:tabs>
+        <w:ind w:left="1440" w:hanging="360"/>
+      </w:pPr>
+      <w:rPr>
+        <w:rFonts w:ascii="Courier New" w:hAnsi="Courier New" w:hint="default"/>
+        <w:sz w:val="20"/>
+      </w:rPr>
+    </w:lvl>
+    <w:lvl w:ilvl="2" w:tentative="1">
+      <w:start w:val="1"/>
+      <w:numFmt w:val="bullet"/>
+      <w:lvlText w:val=""/>
+      <w:lvlJc w:val="left"/>
+      <w:pPr>
+        <w:tabs>
+          <w:tab w:val="num" w:pos="2160"/>
+        </w:tabs>
+        <w:ind w:left="2160" w:hanging="360"/>
+      </w:pPr>
+      <w:rPr>
+        <w:rFonts w:ascii="Wingdings" w:hAnsi="Wingdings" w:hint="default"/>
+        <w:sz w:val="20"/>
+      </w:rPr>
+    </w:lvl>
+    <w:lvl w:ilvl="3" w:tentative="1">
+      <w:start w:val="1"/>
+      <w:numFmt w:val="bullet"/>
+      <w:lvlText w:val=""/>
+      <w:lvlJc w:val="left"/>
+      <w:pPr>
+        <w:tabs>
+          <w:tab w:val="num" w:pos="2880"/>
+        </w:tabs>
+        <w:ind w:left="2880" w:hanging="360"/>
+      </w:pPr>
+      <w:rPr>
+        <w:rFonts w:ascii="Wingdings" w:hAnsi="Wingdings" w:hint="default"/>
+        <w:sz w:val="20"/>
+      </w:rPr>
+    </w:lvl>
+    <w:lvl w:ilvl="4" w:tentative="1">
+      <w:start w:val="1"/>
+      <w:numFmt w:val="bullet"/>
+      <w:lvlText w:val=""/>
+      <w:lvlJc w:val="left"/>
+      <w:pPr>
+        <w:tabs>
+          <w:tab w:val="num" w:pos="3600"/>
+        </w:tabs>
+        <w:ind w:left="3600" w:hanging="360"/>
+      </w:pPr>
+      <w:rPr>
+        <w:rFonts w:ascii="Wingdings" w:hAnsi="Wingdings" w:hint="default"/>
+        <w:sz w:val="20"/>
+      </w:rPr>
+    </w:lvl>
+    <w:lvl w:ilvl="5" w:tentative="1">
+      <w:start w:val="1"/>
+      <w:numFmt w:val="bullet"/>
+      <w:lvlText w:val=""/>
+      <w:lvlJc w:val="left"/>
+      <w:pPr>
+        <w:tabs>
+          <w:tab w:val="num" w:pos="4320"/>
+        </w:tabs>
+        <w:ind w:left="4320" w:hanging="360"/>
+      </w:pPr>
+      <w:rPr>
+        <w:rFonts w:ascii="Wingdings" w:hAnsi="Wingdings" w:hint="default"/>
+        <w:sz w:val="20"/>
+      </w:rPr>
+    </w:lvl>
+    <w:lvl w:ilvl="6" w:tentative="1">
+      <w:start w:val="1"/>
+      <w:numFmt w:val="bullet"/>
+      <w:lvlText w:val=""/>
+      <w:lvlJc w:val="left"/>
+      <w:pPr>
+        <w:tabs>
+          <w:tab w:val="num" w:pos="5040"/>
+        </w:tabs>
+        <w:ind w:left="5040" w:hanging="360"/>
+      </w:pPr>
+      <w:rPr>
+        <w:rFonts w:ascii="Wingdings" w:hAnsi="Wingdings" w:hint="default"/>
+        <w:sz w:val="20"/>
+      </w:rPr>
+    </w:lvl>
+    <w:lvl w:ilvl="7" w:tentative="1">
+      <w:start w:val="1"/>
+      <w:numFmt w:val="bullet"/>
+      <w:lvlText w:val=""/>
+      <w:lvlJc w:val="left"/>
+      <w:pPr>
+        <w:tabs>
+          <w:tab w:val="num" w:pos="5760"/>
+        </w:tabs>
+        <w:ind w:left="5760" w:hanging="360"/>
+      </w:pPr>
+      <w:rPr>
+        <w:rFonts w:ascii="Wingdings" w:hAnsi="Wingdings" w:hint="default"/>
+        <w:sz w:val="20"/>
+      </w:rPr>
+    </w:lvl>
+    <w:lvl w:ilvl="8" w:tentative="1">
+      <w:start w:val="1"/>
+      <w:numFmt w:val="bullet"/>
+      <w:lvlText w:val=""/>
+      <w:lvlJc w:val="left"/>
+      <w:pPr>
+        <w:tabs>
+          <w:tab w:val="num" w:pos="6480"/>
+        </w:tabs>
+        <w:ind w:left="6480" w:hanging="360"/>
+      </w:pPr>
+      <w:rPr>
+        <w:rFonts w:ascii="Wingdings" w:hAnsi="Wingdings" w:hint="default"/>
+        <w:sz w:val="20"/>
+      </w:rPr>
+    </w:lvl>
+  </w:abstractNum>
   <w:num w:numId="1" w16cid:durableId="636030168">
+    <w:abstractNumId w:val="18"/>
+  </w:num>
+  <w:num w:numId="2" w16cid:durableId="1075320707">
+    <w:abstractNumId w:val="12"/>
+  </w:num>
+  <w:num w:numId="3" w16cid:durableId="373890759">
+    <w:abstractNumId w:val="9"/>
+  </w:num>
+  <w:num w:numId="4" w16cid:durableId="760182432">
+    <w:abstractNumId w:val="15"/>
+  </w:num>
+  <w:num w:numId="5" w16cid:durableId="887884993">
+    <w:abstractNumId w:val="7"/>
+  </w:num>
+  <w:num w:numId="6" w16cid:durableId="1130979576">
+    <w:abstractNumId w:val="0"/>
+  </w:num>
+  <w:num w:numId="7" w16cid:durableId="1634559633">
+    <w:abstractNumId w:val="16"/>
+  </w:num>
+  <w:num w:numId="8" w16cid:durableId="495847966">
+    <w:abstractNumId w:val="19"/>
+  </w:num>
+  <w:num w:numId="9" w16cid:durableId="1861158030">
+    <w:abstractNumId w:val="13"/>
+  </w:num>
+  <w:num w:numId="10" w16cid:durableId="1444181597">
+    <w:abstractNumId w:val="14"/>
+  </w:num>
+  <w:num w:numId="11" w16cid:durableId="698629549">
+    <w:abstractNumId w:val="6"/>
+  </w:num>
+  <w:num w:numId="12" w16cid:durableId="209388534">
+    <w:abstractNumId w:val="8"/>
+  </w:num>
+  <w:num w:numId="13" w16cid:durableId="346643806">
+    <w:abstractNumId w:val="3"/>
+  </w:num>
+  <w:num w:numId="14" w16cid:durableId="1120296122">
+    <w:abstractNumId w:val="17"/>
+  </w:num>
+  <w:num w:numId="15" w16cid:durableId="1480269586">
     <w:abstractNumId w:val="2"/>
   </w:num>
-  <w:num w:numId="2" w16cid:durableId="1075320707">
+  <w:num w:numId="16" w16cid:durableId="126046850">
     <w:abstractNumId w:val="1"/>
   </w:num>
-  <w:num w:numId="3" w16cid:durableId="373890759">
-    <w:abstractNumId w:val="0"/>
+  <w:num w:numId="17" w16cid:durableId="443813805">
+    <w:abstractNumId w:val="4"/>
+  </w:num>
+  <w:num w:numId="18" w16cid:durableId="12267426">
+    <w:abstractNumId w:val="5"/>
+  </w:num>
+  <w:num w:numId="19" w16cid:durableId="1595745994">
+    <w:abstractNumId w:val="10"/>
+  </w:num>
+  <w:num w:numId="20" w16cid:durableId="1827624817">
+    <w:abstractNumId w:val="11"/>
   </w:num>
 </w:numbering>
 </file>
@@ -1173,6 +4402,7 @@
   <w:style w:type="paragraph" w:default="1" w:styleId="Normal">
     <w:name w:val="Normal"/>
     <w:qFormat/>
+    <w:rsid w:val="00B84FC3"/>
   </w:style>
   <w:style w:type="paragraph" w:styleId="Heading1">
     <w:name w:val="heading 1"/>

--- a/Bao-cao-tom-tat-kiem-thu.docx
+++ b/Bao-cao-tom-tat-kiem-thu.docx
@@ -802,7 +802,10 @@
         </w:numPr>
       </w:pPr>
       <w:r>
-        <w:t>Số trường hợp kiểm thử thành công: 5</w:t>
+        <w:t xml:space="preserve">Số trường hợp kiểm thử thành công: </w:t>
+      </w:r>
+      <w:r>
+        <w:t>3</w:t>
       </w:r>
     </w:p>
     <w:p>
@@ -814,7 +817,10 @@
         </w:numPr>
       </w:pPr>
       <w:r>
-        <w:t>Số trường hợp kiểm thử thất bại: 0</w:t>
+        <w:t xml:space="preserve">Số trường hợp kiểm thử thất bại: </w:t>
+      </w:r>
+      <w:r>
+        <w:t>2</w:t>
       </w:r>
     </w:p>
     <w:p>
@@ -847,7 +853,10 @@
         </w:numPr>
       </w:pPr>
       <w:r>
-        <w:t>Tổng số lỗi phát hiện: 0</w:t>
+        <w:t xml:space="preserve">Tổng số lỗi phát hiện: </w:t>
+      </w:r>
+      <w:r>
+        <w:t>2</w:t>
       </w:r>
     </w:p>
     <w:p>
@@ -859,7 +868,10 @@
         </w:numPr>
       </w:pPr>
       <w:r>
-        <w:t>Số lỗi phát hiện trong kiểm thử chức năng: 0</w:t>
+        <w:t xml:space="preserve">Số lỗi phát hiện trong kiểm thử chức năng: </w:t>
+      </w:r>
+      <w:r>
+        <w:t>2</w:t>
       </w:r>
     </w:p>
     <w:p>
@@ -1029,7 +1041,10 @@
         </w:numPr>
       </w:pPr>
       <w:r>
-        <w:t>Số trường hợp kiểm thử thành công: 10</w:t>
+        <w:t xml:space="preserve">Số trường hợp kiểm thử thành công: </w:t>
+      </w:r>
+      <w:r>
+        <w:t>8</w:t>
       </w:r>
     </w:p>
     <w:p>
@@ -1041,7 +1056,10 @@
         </w:numPr>
       </w:pPr>
       <w:r>
-        <w:t>Số trường hợp kiểm thử thất bại: 0</w:t>
+        <w:t xml:space="preserve">Số trường hợp kiểm thử thất bại: </w:t>
+      </w:r>
+      <w:r>
+        <w:t>2</w:t>
       </w:r>
     </w:p>
     <w:p>
@@ -1074,7 +1092,10 @@
         </w:numPr>
       </w:pPr>
       <w:r>
-        <w:t>Tổng số lỗi phát hiện: 0</w:t>
+        <w:t xml:space="preserve">Tổng số lỗi phát hiện: </w:t>
+      </w:r>
+      <w:r>
+        <w:t>2</w:t>
       </w:r>
     </w:p>
     <w:p>
@@ -1086,7 +1107,10 @@
         </w:numPr>
       </w:pPr>
       <w:r>
-        <w:t>Số lỗi phát hiện trong kiểm thử chức năng: 0</w:t>
+        <w:t xml:space="preserve">Số lỗi phát hiện trong kiểm thử chức năng: </w:t>
+      </w:r>
+      <w:r>
+        <w:t>2</w:t>
       </w:r>
     </w:p>
     <w:p>
@@ -4606,6 +4630,7 @@
   <w:style w:type="character" w:default="1" w:styleId="DefaultParagraphFont">
     <w:name w:val="Default Paragraph Font"/>
     <w:uiPriority w:val="1"/>
+    <w:semiHidden/>
     <w:unhideWhenUsed/>
   </w:style>
   <w:style w:type="table" w:default="1" w:styleId="TableNormal">

--- a/Bao-cao-tom-tat-kiem-thu.docx
+++ b/Bao-cao-tom-tat-kiem-thu.docx
@@ -74,7 +74,7 @@
         <w:t>Giới thiệu:</w:t>
       </w:r>
       <w:r>
-        <w:t xml:space="preserve"> Báo cáo tổng kết này bao gồm việc xác minh các tính năng cốt lõi của sản phẩm Microsoft Excel (phiên bản 2021/365) nhằm đảm bảo hệ thống chấp nhận dữ liệu, tính toán chính xác và quản lý trang tính ổn định theo yêu cầu.</w:t>
+        <w:t xml:space="preserve"> Báo cáo tổng kết này bao gồm việc xác minh các tính năng cốt lõi của bộ bài tập Lab 6 (Unit Testing) bao gồm: xử lý ngoại lệ toán học, kiểm thử biên, quản lý lỗi tập trung, tích hợp cơ sở dữ liệu PostgreSQL và kiểm thử phân vùng tương đương trên các module OrangeHRM và NGHIENPHIM.</w:t>
       </w:r>
     </w:p>
     <w:p>
@@ -86,10 +86,15 @@
         <w:t>Mục kiểm thử:</w:t>
       </w:r>
       <w:r>
-        <w:t xml:space="preserve"> Sản phẩm phần mềm Microsoft Excel.</w:t>
+        <w:t xml:space="preserve"> Các module phần mềm Java.</w:t>
       </w:r>
     </w:p>
     <w:p>
+      <w:pPr>
+        <w:rPr>
+          <w:lang w:val="vi-VN"/>
+        </w:rPr>
+      </w:pPr>
       <w:r>
         <w:rPr>
           <w:b/>
@@ -98,40 +103,7 @@
         <w:t>Tài liệu tham khảo:</w:t>
       </w:r>
       <w:r>
-        <w:rPr>
-          <w:lang w:val="vi-VN"/>
-        </w:rPr>
-        <w:t xml:space="preserve"> </w:t>
-      </w:r>
-      <w:r>
-        <w:t>Kế hoạch kiểm thử Microsoft Excel</w:t>
-      </w:r>
-      <w:r>
-        <w:rPr>
-          <w:lang w:val="vi-VN"/>
-        </w:rPr>
-        <w:t>, d</w:t>
-      </w:r>
-      <w:r>
-        <w:t xml:space="preserve">anh sách </w:t>
-      </w:r>
-      <w:r>
-        <w:t>14</w:t>
-      </w:r>
-      <w:r>
-        <w:t xml:space="preserve"> kịch bản kiểm thử chi </w:t>
-      </w:r>
-      <w:r>
-        <w:t>tiết</w:t>
-      </w:r>
-      <w:r>
-        <w:rPr>
-          <w:lang w:val="vi-VN"/>
-        </w:rPr>
-        <w:t>, kết quả d</w:t>
-      </w:r>
-      <w:r>
-        <w:t>anh sách báo cáo lỗi.</w:t>
+        <w:t xml:space="preserve"> Kế hoạch kiểm thử Lab 6, danh sách kịch bản kiểm thử chi tiết cho 6 bài, kết quả danh sách báo cáo lỗi thực tế từ Console.</w:t>
       </w:r>
     </w:p>
     <w:p>
@@ -168,78 +140,108 @@
       <w:pPr>
         <w:numPr>
           <w:ilvl w:val="0"/>
-          <w:numId w:val="2"/>
+          <w:numId w:val="4"/>
         </w:numPr>
       </w:pPr>
       <w:r>
-        <w:t xml:space="preserve">Số trường hợp kiểm thử dự kiến: </w:t>
-      </w:r>
-      <w:r>
-        <w:t>14</w:t>
+        <w:rPr>
+          <w:b/>
+          <w:bCs/>
+        </w:rPr>
+        <w:t>Số trường hợp kiểm thử dự kiến:</w:t>
+      </w:r>
+      <w:r>
+        <w:t xml:space="preserve"> 18</w:t>
       </w:r>
     </w:p>
     <w:p>
       <w:pPr>
         <w:numPr>
           <w:ilvl w:val="0"/>
-          <w:numId w:val="2"/>
+          <w:numId w:val="4"/>
         </w:numPr>
       </w:pPr>
       <w:r>
-        <w:t xml:space="preserve">Số trường hợp kiểm thử đã triển khai: </w:t>
-      </w:r>
-      <w:r>
-        <w:t>14</w:t>
+        <w:rPr>
+          <w:b/>
+          <w:bCs/>
+        </w:rPr>
+        <w:t>Số trường hợp kiểm thử đã triển khai:</w:t>
+      </w:r>
+      <w:r>
+        <w:t xml:space="preserve"> 18</w:t>
       </w:r>
     </w:p>
     <w:p>
       <w:pPr>
         <w:numPr>
           <w:ilvl w:val="0"/>
-          <w:numId w:val="2"/>
+          <w:numId w:val="4"/>
         </w:numPr>
       </w:pPr>
       <w:r>
-        <w:t xml:space="preserve">Số trường hợp kiểm thử đã thực hiện: </w:t>
-      </w:r>
-      <w:r>
-        <w:t>14</w:t>
+        <w:rPr>
+          <w:b/>
+          <w:bCs/>
+        </w:rPr>
+        <w:t>Số trường hợp kiểm thử đã thực hiện:</w:t>
+      </w:r>
+      <w:r>
+        <w:t xml:space="preserve"> 18</w:t>
       </w:r>
     </w:p>
     <w:p>
       <w:pPr>
         <w:numPr>
           <w:ilvl w:val="0"/>
-          <w:numId w:val="2"/>
+          <w:numId w:val="4"/>
         </w:numPr>
       </w:pPr>
       <w:r>
-        <w:t xml:space="preserve">Số trường hợp kiểm thử thành công: </w:t>
-      </w:r>
-      <w:r>
-        <w:t>10</w:t>
+        <w:rPr>
+          <w:b/>
+          <w:bCs/>
+        </w:rPr>
+        <w:t>Số trường hợp kiểm thử thành công:</w:t>
+      </w:r>
+      <w:r>
+        <w:t xml:space="preserve"> 13</w:t>
       </w:r>
     </w:p>
     <w:p>
       <w:pPr>
         <w:numPr>
           <w:ilvl w:val="0"/>
-          <w:numId w:val="2"/>
+          <w:numId w:val="4"/>
         </w:numPr>
       </w:pPr>
       <w:r>
-        <w:t>Số trường hợp kiểm thử thất bại: 4 (Tương ứng với các báo cáo lỗi đã lập)</w:t>
+        <w:rPr>
+          <w:b/>
+          <w:bCs/>
+        </w:rPr>
+        <w:t>Số trường hợp kiểm thử thất bại:</w:t>
+      </w:r>
+      <w:r>
+        <w:t xml:space="preserve"> 5</w:t>
       </w:r>
     </w:p>
     <w:p>
       <w:pPr>
         <w:numPr>
           <w:ilvl w:val="0"/>
-          <w:numId w:val="2"/>
+          <w:numId w:val="4"/>
         </w:numPr>
       </w:pPr>
       <w:r>
-        <w:t>Số trường hợp kiểm thử đang chờ xử lý: 0</w:t>
+        <w:rPr>
+          <w:b/>
+          <w:bCs/>
+        </w:rPr>
+        <w:t>Số trường hợp kiểm thử đang chờ xử lý:</w:t>
+      </w:r>
+      <w:r>
+        <w:t xml:space="preserve"> 0</w:t>
       </w:r>
     </w:p>
     <w:p>
@@ -261,44 +263,54 @@
       <w:pPr>
         <w:numPr>
           <w:ilvl w:val="0"/>
-          <w:numId w:val="3"/>
+          <w:numId w:val="5"/>
         </w:numPr>
       </w:pPr>
       <w:r>
-        <w:t>Tổng số lỗi phát hiện: 4</w:t>
+        <w:rPr>
+          <w:b/>
+          <w:bCs/>
+        </w:rPr>
+        <w:t>Tổng số lỗi phát hiện:</w:t>
+      </w:r>
+      <w:r>
+        <w:t xml:space="preserve"> 5</w:t>
       </w:r>
     </w:p>
     <w:p>
       <w:pPr>
         <w:numPr>
           <w:ilvl w:val="0"/>
-          <w:numId w:val="3"/>
+          <w:numId w:val="5"/>
         </w:numPr>
       </w:pPr>
       <w:r>
-        <w:t xml:space="preserve">Số lỗi phát hiện trong kiểm thử chức năng: 2 </w:t>
+        <w:rPr>
+          <w:b/>
+          <w:bCs/>
+        </w:rPr>
+        <w:t>Số lỗi phát hiện trong kiểm thử chức năng:</w:t>
+      </w:r>
+      <w:r>
+        <w:t xml:space="preserve"> 3 </w:t>
       </w:r>
     </w:p>
     <w:p>
       <w:pPr>
         <w:numPr>
           <w:ilvl w:val="0"/>
-          <w:numId w:val="3"/>
+          <w:numId w:val="5"/>
         </w:numPr>
       </w:pPr>
       <w:r>
-        <w:t xml:space="preserve">Số lỗi phát hiện trong chu trình kiểm thử hồi quy 1 </w:t>
-      </w:r>
-    </w:p>
-    <w:p>
-      <w:pPr>
-        <w:numPr>
-          <w:ilvl w:val="0"/>
-          <w:numId w:val="3"/>
-        </w:numPr>
-      </w:pPr>
-      <w:r>
-        <w:t xml:space="preserve">Số lỗi phát hiện trong kiểm thử hiệu năng/hệ thống: 1 </w:t>
+        <w:rPr>
+          <w:b/>
+          <w:bCs/>
+        </w:rPr>
+        <w:t>Số lỗi phát hiện trong kiểm thử dữ liệu/hệ thống:</w:t>
+      </w:r>
+      <w:r>
+        <w:t xml:space="preserve"> 2 </w:t>
       </w:r>
     </w:p>
     <w:p/>
@@ -315,6 +327,155 @@
 <file path=word/numbering.xml><?xml version="1.0" encoding="utf-8"?>
 <w:numbering xmlns:wpc="http://schemas.microsoft.com/office/word/2010/wordprocessingCanvas" xmlns:cx="http://schemas.microsoft.com/office/drawing/2014/chartex" xmlns:cx1="http://schemas.microsoft.com/office/drawing/2015/9/8/chartex" xmlns:cx2="http://schemas.microsoft.com/office/drawing/2015/10/21/chartex" xmlns:cx3="http://schemas.microsoft.com/office/drawing/2016/5/9/chartex" xmlns:cx4="http://schemas.microsoft.com/office/drawing/2016/5/10/chartex" xmlns:cx5="http://schemas.microsoft.com/office/drawing/2016/5/11/chartex" xmlns:cx6="http://schemas.microsoft.com/office/drawing/2016/5/12/chartex" xmlns:cx7="http://schemas.microsoft.com/office/drawing/2016/5/13/chartex" xmlns:cx8="http://schemas.microsoft.com/office/drawing/2016/5/14/chartex" xmlns:mc="http://schemas.openxmlformats.org/markup-compatibility/2006" xmlns:aink="http://schemas.microsoft.com/office/drawing/2016/ink" xmlns:am3d="http://schemas.microsoft.com/office/drawing/2017/model3d" xmlns:o="urn:schemas-microsoft-com:office:office" xmlns:oel="http://schemas.microsoft.com/office/2019/extlst" xmlns:r="http://schemas.openxmlformats.org/officeDocument/2006/relationships" xmlns:m="http://schemas.openxmlformats.org/officeDocument/2006/math" xmlns:v="urn:schemas-microsoft-com:vml" xmlns:wp14="http://schemas.microsoft.com/office/word/2010/wordprocessingDrawing" xmlns:wp="http://schemas.openxmlformats.org/drawingml/2006/wordprocessingDrawing" xmlns:w10="urn:schemas-microsoft-com:office:word" xmlns:w="http://schemas.openxmlformats.org/wordprocessingml/2006/main" xmlns:w14="http://schemas.microsoft.com/office/word/2010/wordml" xmlns:w15="http://schemas.microsoft.com/office/word/2012/wordml" xmlns:w16cex="http://schemas.microsoft.com/office/word/2018/wordml/cex" xmlns:w16cid="http://schemas.microsoft.com/office/word/2016/wordml/cid" xmlns:w16="http://schemas.microsoft.com/office/word/2018/wordml" xmlns:w16sdtdh="http://schemas.microsoft.com/office/word/2020/wordml/sdtdatahash" xmlns:w16se="http://schemas.microsoft.com/office/word/2015/wordml/symex" xmlns:wpg="http://schemas.microsoft.com/office/word/2010/wordprocessingGroup" xmlns:wpi="http://schemas.microsoft.com/office/word/2010/wordprocessingInk" xmlns:wne="http://schemas.microsoft.com/office/word/2006/wordml" xmlns:wps="http://schemas.microsoft.com/office/word/2010/wordprocessingShape" mc:Ignorable="w14 w15 w16se w16cid w16 w16cex w16sdtdh wp14">
   <w:abstractNum w:abstractNumId="0" w15:restartNumberingAfterBreak="0">
+    <w:nsid w:val="026F155D"/>
+    <w:multiLevelType w:val="multilevel"/>
+    <w:tmpl w:val="A5F88B88"/>
+    <w:lvl w:ilvl="0">
+      <w:start w:val="1"/>
+      <w:numFmt w:val="bullet"/>
+      <w:lvlText w:val=""/>
+      <w:lvlJc w:val="left"/>
+      <w:pPr>
+        <w:tabs>
+          <w:tab w:val="num" w:pos="720"/>
+        </w:tabs>
+        <w:ind w:left="720" w:hanging="360"/>
+      </w:pPr>
+      <w:rPr>
+        <w:rFonts w:ascii="Symbol" w:hAnsi="Symbol" w:hint="default"/>
+        <w:sz w:val="20"/>
+      </w:rPr>
+    </w:lvl>
+    <w:lvl w:ilvl="1" w:tentative="1">
+      <w:start w:val="1"/>
+      <w:numFmt w:val="bullet"/>
+      <w:lvlText w:val="o"/>
+      <w:lvlJc w:val="left"/>
+      <w:pPr>
+        <w:tabs>
+          <w:tab w:val="num" w:pos="1440"/>
+        </w:tabs>
+        <w:ind w:left="1440" w:hanging="360"/>
+      </w:pPr>
+      <w:rPr>
+        <w:rFonts w:ascii="Courier New" w:hAnsi="Courier New" w:hint="default"/>
+        <w:sz w:val="20"/>
+      </w:rPr>
+    </w:lvl>
+    <w:lvl w:ilvl="2" w:tentative="1">
+      <w:start w:val="1"/>
+      <w:numFmt w:val="bullet"/>
+      <w:lvlText w:val=""/>
+      <w:lvlJc w:val="left"/>
+      <w:pPr>
+        <w:tabs>
+          <w:tab w:val="num" w:pos="2160"/>
+        </w:tabs>
+        <w:ind w:left="2160" w:hanging="360"/>
+      </w:pPr>
+      <w:rPr>
+        <w:rFonts w:ascii="Wingdings" w:hAnsi="Wingdings" w:hint="default"/>
+        <w:sz w:val="20"/>
+      </w:rPr>
+    </w:lvl>
+    <w:lvl w:ilvl="3" w:tentative="1">
+      <w:start w:val="1"/>
+      <w:numFmt w:val="bullet"/>
+      <w:lvlText w:val=""/>
+      <w:lvlJc w:val="left"/>
+      <w:pPr>
+        <w:tabs>
+          <w:tab w:val="num" w:pos="2880"/>
+        </w:tabs>
+        <w:ind w:left="2880" w:hanging="360"/>
+      </w:pPr>
+      <w:rPr>
+        <w:rFonts w:ascii="Wingdings" w:hAnsi="Wingdings" w:hint="default"/>
+        <w:sz w:val="20"/>
+      </w:rPr>
+    </w:lvl>
+    <w:lvl w:ilvl="4" w:tentative="1">
+      <w:start w:val="1"/>
+      <w:numFmt w:val="bullet"/>
+      <w:lvlText w:val=""/>
+      <w:lvlJc w:val="left"/>
+      <w:pPr>
+        <w:tabs>
+          <w:tab w:val="num" w:pos="3600"/>
+        </w:tabs>
+        <w:ind w:left="3600" w:hanging="360"/>
+      </w:pPr>
+      <w:rPr>
+        <w:rFonts w:ascii="Wingdings" w:hAnsi="Wingdings" w:hint="default"/>
+        <w:sz w:val="20"/>
+      </w:rPr>
+    </w:lvl>
+    <w:lvl w:ilvl="5" w:tentative="1">
+      <w:start w:val="1"/>
+      <w:numFmt w:val="bullet"/>
+      <w:lvlText w:val=""/>
+      <w:lvlJc w:val="left"/>
+      <w:pPr>
+        <w:tabs>
+          <w:tab w:val="num" w:pos="4320"/>
+        </w:tabs>
+        <w:ind w:left="4320" w:hanging="360"/>
+      </w:pPr>
+      <w:rPr>
+        <w:rFonts w:ascii="Wingdings" w:hAnsi="Wingdings" w:hint="default"/>
+        <w:sz w:val="20"/>
+      </w:rPr>
+    </w:lvl>
+    <w:lvl w:ilvl="6" w:tentative="1">
+      <w:start w:val="1"/>
+      <w:numFmt w:val="bullet"/>
+      <w:lvlText w:val=""/>
+      <w:lvlJc w:val="left"/>
+      <w:pPr>
+        <w:tabs>
+          <w:tab w:val="num" w:pos="5040"/>
+        </w:tabs>
+        <w:ind w:left="5040" w:hanging="360"/>
+      </w:pPr>
+      <w:rPr>
+        <w:rFonts w:ascii="Wingdings" w:hAnsi="Wingdings" w:hint="default"/>
+        <w:sz w:val="20"/>
+      </w:rPr>
+    </w:lvl>
+    <w:lvl w:ilvl="7" w:tentative="1">
+      <w:start w:val="1"/>
+      <w:numFmt w:val="bullet"/>
+      <w:lvlText w:val=""/>
+      <w:lvlJc w:val="left"/>
+      <w:pPr>
+        <w:tabs>
+          <w:tab w:val="num" w:pos="5760"/>
+        </w:tabs>
+        <w:ind w:left="5760" w:hanging="360"/>
+      </w:pPr>
+      <w:rPr>
+        <w:rFonts w:ascii="Wingdings" w:hAnsi="Wingdings" w:hint="default"/>
+        <w:sz w:val="20"/>
+      </w:rPr>
+    </w:lvl>
+    <w:lvl w:ilvl="8" w:tentative="1">
+      <w:start w:val="1"/>
+      <w:numFmt w:val="bullet"/>
+      <w:lvlText w:val=""/>
+      <w:lvlJc w:val="left"/>
+      <w:pPr>
+        <w:tabs>
+          <w:tab w:val="num" w:pos="6480"/>
+        </w:tabs>
+        <w:ind w:left="6480" w:hanging="360"/>
+      </w:pPr>
+      <w:rPr>
+        <w:rFonts w:ascii="Wingdings" w:hAnsi="Wingdings" w:hint="default"/>
+        <w:sz w:val="20"/>
+      </w:rPr>
+    </w:lvl>
+  </w:abstractNum>
+  <w:abstractNum w:abstractNumId="1" w15:restartNumberingAfterBreak="0">
     <w:nsid w:val="31B11CB6"/>
     <w:multiLevelType w:val="multilevel"/>
     <w:tmpl w:val="4976A882"/>
@@ -463,7 +624,156 @@
       </w:rPr>
     </w:lvl>
   </w:abstractNum>
-  <w:abstractNum w:abstractNumId="1" w15:restartNumberingAfterBreak="0">
+  <w:abstractNum w:abstractNumId="2" w15:restartNumberingAfterBreak="0">
+    <w:nsid w:val="37E47469"/>
+    <w:multiLevelType w:val="multilevel"/>
+    <w:tmpl w:val="7FB4AE10"/>
+    <w:lvl w:ilvl="0">
+      <w:start w:val="1"/>
+      <w:numFmt w:val="bullet"/>
+      <w:lvlText w:val=""/>
+      <w:lvlJc w:val="left"/>
+      <w:pPr>
+        <w:tabs>
+          <w:tab w:val="num" w:pos="720"/>
+        </w:tabs>
+        <w:ind w:left="720" w:hanging="360"/>
+      </w:pPr>
+      <w:rPr>
+        <w:rFonts w:ascii="Symbol" w:hAnsi="Symbol" w:hint="default"/>
+        <w:sz w:val="20"/>
+      </w:rPr>
+    </w:lvl>
+    <w:lvl w:ilvl="1" w:tentative="1">
+      <w:start w:val="1"/>
+      <w:numFmt w:val="bullet"/>
+      <w:lvlText w:val="o"/>
+      <w:lvlJc w:val="left"/>
+      <w:pPr>
+        <w:tabs>
+          <w:tab w:val="num" w:pos="1440"/>
+        </w:tabs>
+        <w:ind w:left="1440" w:hanging="360"/>
+      </w:pPr>
+      <w:rPr>
+        <w:rFonts w:ascii="Courier New" w:hAnsi="Courier New" w:hint="default"/>
+        <w:sz w:val="20"/>
+      </w:rPr>
+    </w:lvl>
+    <w:lvl w:ilvl="2" w:tentative="1">
+      <w:start w:val="1"/>
+      <w:numFmt w:val="bullet"/>
+      <w:lvlText w:val=""/>
+      <w:lvlJc w:val="left"/>
+      <w:pPr>
+        <w:tabs>
+          <w:tab w:val="num" w:pos="2160"/>
+        </w:tabs>
+        <w:ind w:left="2160" w:hanging="360"/>
+      </w:pPr>
+      <w:rPr>
+        <w:rFonts w:ascii="Wingdings" w:hAnsi="Wingdings" w:hint="default"/>
+        <w:sz w:val="20"/>
+      </w:rPr>
+    </w:lvl>
+    <w:lvl w:ilvl="3" w:tentative="1">
+      <w:start w:val="1"/>
+      <w:numFmt w:val="bullet"/>
+      <w:lvlText w:val=""/>
+      <w:lvlJc w:val="left"/>
+      <w:pPr>
+        <w:tabs>
+          <w:tab w:val="num" w:pos="2880"/>
+        </w:tabs>
+        <w:ind w:left="2880" w:hanging="360"/>
+      </w:pPr>
+      <w:rPr>
+        <w:rFonts w:ascii="Wingdings" w:hAnsi="Wingdings" w:hint="default"/>
+        <w:sz w:val="20"/>
+      </w:rPr>
+    </w:lvl>
+    <w:lvl w:ilvl="4" w:tentative="1">
+      <w:start w:val="1"/>
+      <w:numFmt w:val="bullet"/>
+      <w:lvlText w:val=""/>
+      <w:lvlJc w:val="left"/>
+      <w:pPr>
+        <w:tabs>
+          <w:tab w:val="num" w:pos="3600"/>
+        </w:tabs>
+        <w:ind w:left="3600" w:hanging="360"/>
+      </w:pPr>
+      <w:rPr>
+        <w:rFonts w:ascii="Wingdings" w:hAnsi="Wingdings" w:hint="default"/>
+        <w:sz w:val="20"/>
+      </w:rPr>
+    </w:lvl>
+    <w:lvl w:ilvl="5" w:tentative="1">
+      <w:start w:val="1"/>
+      <w:numFmt w:val="bullet"/>
+      <w:lvlText w:val=""/>
+      <w:lvlJc w:val="left"/>
+      <w:pPr>
+        <w:tabs>
+          <w:tab w:val="num" w:pos="4320"/>
+        </w:tabs>
+        <w:ind w:left="4320" w:hanging="360"/>
+      </w:pPr>
+      <w:rPr>
+        <w:rFonts w:ascii="Wingdings" w:hAnsi="Wingdings" w:hint="default"/>
+        <w:sz w:val="20"/>
+      </w:rPr>
+    </w:lvl>
+    <w:lvl w:ilvl="6" w:tentative="1">
+      <w:start w:val="1"/>
+      <w:numFmt w:val="bullet"/>
+      <w:lvlText w:val=""/>
+      <w:lvlJc w:val="left"/>
+      <w:pPr>
+        <w:tabs>
+          <w:tab w:val="num" w:pos="5040"/>
+        </w:tabs>
+        <w:ind w:left="5040" w:hanging="360"/>
+      </w:pPr>
+      <w:rPr>
+        <w:rFonts w:ascii="Wingdings" w:hAnsi="Wingdings" w:hint="default"/>
+        <w:sz w:val="20"/>
+      </w:rPr>
+    </w:lvl>
+    <w:lvl w:ilvl="7" w:tentative="1">
+      <w:start w:val="1"/>
+      <w:numFmt w:val="bullet"/>
+      <w:lvlText w:val=""/>
+      <w:lvlJc w:val="left"/>
+      <w:pPr>
+        <w:tabs>
+          <w:tab w:val="num" w:pos="5760"/>
+        </w:tabs>
+        <w:ind w:left="5760" w:hanging="360"/>
+      </w:pPr>
+      <w:rPr>
+        <w:rFonts w:ascii="Wingdings" w:hAnsi="Wingdings" w:hint="default"/>
+        <w:sz w:val="20"/>
+      </w:rPr>
+    </w:lvl>
+    <w:lvl w:ilvl="8" w:tentative="1">
+      <w:start w:val="1"/>
+      <w:numFmt w:val="bullet"/>
+      <w:lvlText w:val=""/>
+      <w:lvlJc w:val="left"/>
+      <w:pPr>
+        <w:tabs>
+          <w:tab w:val="num" w:pos="6480"/>
+        </w:tabs>
+        <w:ind w:left="6480" w:hanging="360"/>
+      </w:pPr>
+      <w:rPr>
+        <w:rFonts w:ascii="Wingdings" w:hAnsi="Wingdings" w:hint="default"/>
+        <w:sz w:val="20"/>
+      </w:rPr>
+    </w:lvl>
+  </w:abstractNum>
+  <w:abstractNum w:abstractNumId="3" w15:restartNumberingAfterBreak="0">
     <w:nsid w:val="5A1D6466"/>
     <w:multiLevelType w:val="multilevel"/>
     <w:tmpl w:val="F7B47EF2"/>
@@ -612,7 +922,7 @@
       </w:rPr>
     </w:lvl>
   </w:abstractNum>
-  <w:abstractNum w:abstractNumId="2" w15:restartNumberingAfterBreak="0">
+  <w:abstractNum w:abstractNumId="4" w15:restartNumberingAfterBreak="0">
     <w:nsid w:val="79EC3856"/>
     <w:multiLevelType w:val="multilevel"/>
     <w:tmpl w:val="F36E5132"/>
@@ -762,13 +1072,19 @@
     </w:lvl>
   </w:abstractNum>
   <w:num w:numId="1" w16cid:durableId="636030168">
-    <w:abstractNumId w:val="2"/>
+    <w:abstractNumId w:val="4"/>
   </w:num>
   <w:num w:numId="2" w16cid:durableId="1075320707">
+    <w:abstractNumId w:val="3"/>
+  </w:num>
+  <w:num w:numId="3" w16cid:durableId="373890759">
     <w:abstractNumId w:val="1"/>
   </w:num>
-  <w:num w:numId="3" w16cid:durableId="373890759">
+  <w:num w:numId="4" w16cid:durableId="810053547">
     <w:abstractNumId w:val="0"/>
+  </w:num>
+  <w:num w:numId="5" w16cid:durableId="311492689">
+    <w:abstractNumId w:val="2"/>
   </w:num>
 </w:numbering>
 </file>
